--- a/Quanta, Actually - SERIES/QED Course/chapters/Lesson 27 Euler–Lagrange Equations for Fields.docx
+++ b/Quanta, Actually - SERIES/QED Course/chapters/Lesson 27 Euler–Lagrange Equations for Fields.docx
@@ -17,7 +17,7 @@
         <w:jc w:val="center"/>
       </w:pPr>
       <w:r>
-        <w:t>Lesson 27 of the Complete Quantum Electrodynamics Course</w:t>
+        <w:t>Lesson 27 of Quantum, Actually, Volume 2: A QED Course</w:t>
       </w:r>
     </w:p>
     <w:p>
@@ -111,7 +111,16 @@
         <w:pStyle w:val="ListBullet"/>
       </w:pPr>
       <w:r>
-        <w:t>Compute the derivatives ∂ℒ/∂(∂_μφ) correctly, keeping track of index positions.</w:t>
+        <w:t>Compute the derivatives ∂ℒ/∂(∂</w:t>
+      </w:r>
+      <w:r>
+        <w:rPr>
+          <w:vertAlign w:val="subscript"/>
+        </w:rPr>
+        <w:t>μ</w:t>
+      </w:r>
+      <w:r>
+        <w:t>φ) correctly, keeping track of index positions.</w:t>
       </w:r>
     </w:p>
     <w:p>
@@ -135,7 +144,34 @@
         <w:pStyle w:val="ListBullet"/>
       </w:pPr>
       <w:r>
-        <w:t>Derive the inhomogeneous Maxwell equations ∂_μF^(μν) = j^ν from the electromagnetic Lagrangian density and verify that current conservation follows.</w:t>
+        <w:t>Derive the inhomogeneous Maxwell equations ∂</w:t>
+      </w:r>
+      <w:r>
+        <w:rPr>
+          <w:vertAlign w:val="subscript"/>
+        </w:rPr>
+        <w:t>μ</w:t>
+      </w:r>
+      <w:r>
+        <w:t>F</w:t>
+      </w:r>
+      <w:r>
+        <w:rPr>
+          <w:vertAlign w:val="superscript"/>
+        </w:rPr>
+        <w:t>μν</w:t>
+      </w:r>
+      <w:r>
+        <w:t xml:space="preserve"> = j</w:t>
+      </w:r>
+      <w:r>
+        <w:rPr>
+          <w:vertAlign w:val="superscript"/>
+        </w:rPr>
+        <w:t>ν</w:t>
+      </w:r>
+      <w:r>
+        <w:t xml:space="preserve"> from the electromagnetic Lagrangian density and verify that current conservation follows.</w:t>
       </w:r>
     </w:p>
     <w:p>
@@ -235,7 +271,13 @@
           </w:tcPr>
           <w:p>
             <w:r>
-              <w:t>φ_a</w:t>
+              <w:t>φ</w:t>
+            </w:r>
+            <w:r>
+              <w:rPr>
+                <w:vertAlign w:val="subscript"/>
+              </w:rPr>
+              <w:t>a</w:t>
             </w:r>
           </w:p>
         </w:tc>
@@ -272,7 +314,16 @@
           </w:tcPr>
           <w:p>
             <w:r>
-              <w:t>∂ℒ/∂(∂_μφ)</w:t>
+              <w:t>∂ℒ/∂(∂</w:t>
+            </w:r>
+            <w:r>
+              <w:rPr>
+                <w:vertAlign w:val="subscript"/>
+              </w:rPr>
+              <w:t>μ</w:t>
+            </w:r>
+            <w:r>
+              <w:t>φ)</w:t>
             </w:r>
           </w:p>
         </w:tc>
@@ -290,7 +341,25 @@
           </w:tcPr>
           <w:p>
             <w:r>
-              <w:t>Derivative of ℒ with respect to the gradient ∂_μφ, treating ∂_μφ as an independent variable; carries an upper index</w:t>
+              <w:t>Derivative of ℒ with respect to the gradient ∂</w:t>
+            </w:r>
+            <w:r>
+              <w:rPr>
+                <w:vertAlign w:val="subscript"/>
+              </w:rPr>
+              <w:t>μ</w:t>
+            </w:r>
+            <w:r>
+              <w:t>φ, treating ∂</w:t>
+            </w:r>
+            <w:r>
+              <w:rPr>
+                <w:vertAlign w:val="subscript"/>
+              </w:rPr>
+              <w:t>μ</w:t>
+            </w:r>
+            <w:r>
+              <w:t>φ as an independent variable; carries an upper index</w:t>
             </w:r>
           </w:p>
         </w:tc>
@@ -420,7 +489,16 @@
           </w:tcPr>
           <w:p>
             <w:r>
-              <w:t>Y(r) = e^(−mr)/(4πr)</w:t>
+              <w:t>Y(r) = e</w:t>
+            </w:r>
+            <w:r>
+              <w:rPr>
+                <w:vertAlign w:val="superscript"/>
+              </w:rPr>
+              <w:t>−mr</w:t>
+            </w:r>
+            <w:r>
+              <w:t>/(4πr)</w:t>
             </w:r>
           </w:p>
         </w:tc>
@@ -457,7 +535,13 @@
           </w:tcPr>
           <w:p>
             <w:r>
-              <w:t>j^μ</w:t>
+              <w:t>j</w:t>
+            </w:r>
+            <w:r>
+              <w:rPr>
+                <w:vertAlign w:val="superscript"/>
+              </w:rPr>
+              <w:t>μ</w:t>
             </w:r>
           </w:p>
         </w:tc>
@@ -498,7 +582,43 @@
     </w:p>
     <w:p>
       <w:r>
-        <w:t>Let S[φ] = ∫_Ω d⁴x ℒ(φ, ∂_μφ) be the action for a single field over a spacetime region Ω. Replace φ by φ + δφ, where δφ is an arbitrary small function that vanishes on the boundary of Ω, in the same way that the variation of a particle path vanished at its endpoints (Lesson 5, Section 2.2). Since the derivative of a variation is the variation of the derivative, δ(∂_μφ) = ∂_μ(δφ), the first-order change of ℒ is</w:t>
+        <w:t>Let S[φ] = ∫</w:t>
+      </w:r>
+      <w:r>
+        <w:rPr>
+          <w:vertAlign w:val="subscript"/>
+        </w:rPr>
+        <w:t>Ω</w:t>
+      </w:r>
+      <w:r>
+        <w:t xml:space="preserve"> d⁴x ℒ(φ, ∂</w:t>
+      </w:r>
+      <w:r>
+        <w:rPr>
+          <w:vertAlign w:val="subscript"/>
+        </w:rPr>
+        <w:t>μ</w:t>
+      </w:r>
+      <w:r>
+        <w:t>φ) be the action for a single field over a spacetime region Ω. Replace φ by φ + δφ, where δφ is an arbitrary small function that vanishes on the boundary of Ω, in the same way that the variation of a particle path vanished at its endpoints (Lesson 5, Section 2.2). Since the derivative of a variation is the variation of the derivative, δ(∂</w:t>
+      </w:r>
+      <w:r>
+        <w:rPr>
+          <w:vertAlign w:val="subscript"/>
+        </w:rPr>
+        <w:t>μ</w:t>
+      </w:r>
+      <w:r>
+        <w:t>φ) = ∂</w:t>
+      </w:r>
+      <w:r>
+        <w:rPr>
+          <w:vertAlign w:val="subscript"/>
+        </w:rPr>
+        <w:t>μ</w:t>
+      </w:r>
+      <w:r>
+        <w:t>(δφ), the first-order change of ℒ is</w:t>
       </w:r>
     </w:p>
     <w:p>
@@ -603,7 +723,34 @@
     </w:p>
     <w:p>
       <w:r>
-        <w:t>A sum over the repeated index μ is understood. Here ∂ℒ/∂(∂_μφ) means the derivative of ℒ with respect to the four quantities ∂_μφ, regarded as independent variables, and it carries an upper index because it is contracted with the lower index of ∂_μδφ.</w:t>
+        <w:t>A sum over the repeated index μ is understood. Here ∂ℒ/∂(∂</w:t>
+      </w:r>
+      <w:r>
+        <w:rPr>
+          <w:vertAlign w:val="subscript"/>
+        </w:rPr>
+        <w:t>μ</w:t>
+      </w:r>
+      <w:r>
+        <w:t>φ) means the derivative of ℒ with respect to the four quantities ∂</w:t>
+      </w:r>
+      <w:r>
+        <w:rPr>
+          <w:vertAlign w:val="subscript"/>
+        </w:rPr>
+        <w:t>μ</w:t>
+      </w:r>
+      <w:r>
+        <w:t>φ, regarded as independent variables, and it carries an upper index because it is contracted with the lower index of ∂</w:t>
+      </w:r>
+      <w:r>
+        <w:rPr>
+          <w:vertAlign w:val="subscript"/>
+        </w:rPr>
+        <w:t>μ</w:t>
+      </w:r>
+      <w:r>
+        <w:t>δφ.</w:t>
       </w:r>
     </w:p>
     <w:p>
@@ -1066,7 +1213,16 @@
     </w:p>
     <w:p>
       <w:r>
-        <w:t>This is the Euler–Lagrange equation for a field. When there are several fields φ_a, each can be varied independently, and there is one equation of this form for each of them, with ℒ depending on all the fields and their gradients. The equation is a covariant statement: if ℒ is a Lorentz scalar, both terms are scalars, so the field equation has the same form in every frame.</w:t>
+        <w:t>This is the Euler–Lagrange equation for a field. When there are several fields φ</w:t>
+      </w:r>
+      <w:r>
+        <w:rPr>
+          <w:vertAlign w:val="subscript"/>
+        </w:rPr>
+        <w:t>a</w:t>
+      </w:r>
+      <w:r>
+        <w:t>, each can be varied independently, and there is one equation of this form for each of them, with ℒ depending on all the fields and their gradients. The equation is a covariant statement: if ℒ is a Lorentz scalar, both terms are scalars, so the field equation has the same form in every frame.</w:t>
       </w:r>
     </w:p>
     <w:p>
@@ -1080,7 +1236,16 @@
     </w:p>
     <w:p>
       <w:r>
-        <w:t>Show that the equation reduces to the particle equation of Lesson 5. Suppose the fields depend only on time, so that a single coordinate q(t) replaces φ(t, x) and ℒ becomes the ordinary Lagrangian L(q, q̇). Then the only nonzero derivative is ∂_0q = q̇, and the equation is ∂L/∂q − d/dt(∂L/∂q̇) = 0, the Euler–Lagrange equation of Lesson 5, Section 2.2. A particle is a field in zero space dimensions, and the general equation includes the mechanics of Part I as its simplest case.</w:t>
+        <w:t>Show that the equation reduces to the particle equation of Lesson 5. Suppose the fields depend only on time, so that a single coordinate q(t) replaces φ(t, x) and ℒ becomes the ordinary Lagrangian L(q, q̇). Then the only nonzero derivative is ∂</w:t>
+      </w:r>
+      <w:r>
+        <w:rPr>
+          <w:vertAlign w:val="subscript"/>
+        </w:rPr>
+        <w:t>0</w:t>
+      </w:r>
+      <w:r>
+        <w:t>q = q̇, and the equation is ∂L/∂q − d/dt(∂L/∂q̇) = 0, the Euler–Lagrange equation of Lesson 5, Section 2.2. A particle is a field in zero space dimensions, and the general equation includes the mechanics of Part I as its simplest case.</w:t>
       </w:r>
     </w:p>
     <w:p>
@@ -1093,7 +1258,25 @@
     </w:p>
     <w:p>
       <w:r>
-        <w:t>The derivative with respect to a lowered-index quantity produces a raised index, and vice versa. For μ = 0 the object ∂ℒ/∂(∂_0φ) = ∂ℒ/∂φ̇ is the conjugate momentum density π of Lesson 26, Section 3.2. For the spatial components, ∂ℒ/∂(∂ᵢφ) is the derivative with respect to the ordinary spatial gradient ∂φ/∂xⁱ. A convenient check is to write the equation out in components: ∂ℒ/∂φ − ∂_t π − ∂ᵢ[∂ℒ/∂(∂ᵢφ)] = 0, in which the time derivative of the momentum density appears explicitly, exactly as ṗ = ∂L/∂q does for a particle.</w:t>
+        <w:t>The derivative with respect to a lowered-index quantity produces a raised index, and vice versa. For μ = 0 the object ∂ℒ/∂(∂</w:t>
+      </w:r>
+      <w:r>
+        <w:rPr>
+          <w:vertAlign w:val="subscript"/>
+        </w:rPr>
+        <w:t>0</w:t>
+      </w:r>
+      <w:r>
+        <w:t>φ) = ∂ℒ/∂φ̇ is the conjugate momentum density π of Lesson 26, Section 3.2. For the spatial components, ∂ℒ/∂(∂ᵢφ) is the derivative with respect to the ordinary spatial gradient ∂φ/∂xⁱ. A convenient check is to write the equation out in components: ∂ℒ/∂φ − ∂</w:t>
+      </w:r>
+      <w:r>
+        <w:rPr>
+          <w:vertAlign w:val="subscript"/>
+        </w:rPr>
+        <w:t>t</w:t>
+      </w:r>
+      <w:r>
+        <w:t xml:space="preserve"> π − ∂ᵢ[∂ℒ/∂(∂ᵢφ)] = 0, in which the time derivative of the momentum density appears explicitly, exactly as ṗ = ∂L/∂q does for a particle.</w:t>
       </w:r>
     </w:p>
     <w:p>
@@ -1114,7 +1297,70 @@
     </w:p>
     <w:p>
       <w:r>
-        <w:t>For ℒ = (1/2)∂_αφ∂^αφ − (1/2)m²φ², the derivative with respect to φ is ∂ℒ/∂φ = −m²φ. To differentiate the kinetic term with respect to ∂_μφ, write it as (1/2)g^(αβ)∂_αφ∂_βφ. The derivative acts on each of the two factors, and by the symmetry of g^(αβ) the two contributions are equal.</w:t>
+        <w:t>For ℒ = (1/2)∂</w:t>
+      </w:r>
+      <w:r>
+        <w:rPr>
+          <w:vertAlign w:val="subscript"/>
+        </w:rPr>
+        <w:t>α</w:t>
+      </w:r>
+      <w:r>
+        <w:t>φ∂</w:t>
+      </w:r>
+      <w:r>
+        <w:rPr>
+          <w:vertAlign w:val="superscript"/>
+        </w:rPr>
+        <w:t>α</w:t>
+      </w:r>
+      <w:r>
+        <w:t>φ − (1/2)m²φ², the derivative with respect to φ is ∂ℒ/∂φ = −m²φ. To differentiate the kinetic term with respect to ∂</w:t>
+      </w:r>
+      <w:r>
+        <w:rPr>
+          <w:vertAlign w:val="subscript"/>
+        </w:rPr>
+        <w:t>μ</w:t>
+      </w:r>
+      <w:r>
+        <w:t>φ, write it as (1/2)g</w:t>
+      </w:r>
+      <w:r>
+        <w:rPr>
+          <w:vertAlign w:val="superscript"/>
+        </w:rPr>
+        <w:t>αβ</w:t>
+      </w:r>
+      <w:r>
+        <w:t>∂</w:t>
+      </w:r>
+      <w:r>
+        <w:rPr>
+          <w:vertAlign w:val="subscript"/>
+        </w:rPr>
+        <w:t>α</w:t>
+      </w:r>
+      <w:r>
+        <w:t>φ∂</w:t>
+      </w:r>
+      <w:r>
+        <w:rPr>
+          <w:vertAlign w:val="subscript"/>
+        </w:rPr>
+        <w:t>β</w:t>
+      </w:r>
+      <w:r>
+        <w:t>φ. The derivative acts on each of the two factors, and by the symmetry of g</w:t>
+      </w:r>
+      <w:r>
+        <w:rPr>
+          <w:vertAlign w:val="superscript"/>
+        </w:rPr>
+        <w:t>αβ</w:t>
+      </w:r>
+      <w:r>
+        <w:t xml:space="preserve"> the two contributions are equal.</w:t>
       </w:r>
     </w:p>
     <w:p>
@@ -1327,7 +1573,43 @@
     </w:p>
     <w:p>
       <w:r>
-        <w:t>Then ∂_μ[∂ℒ/∂(∂_μφ)] = ∂_μ∂^μφ = □φ, and the Euler–Lagrange equation reads −m²φ − □φ = 0, that is</w:t>
+        <w:t>Then ∂</w:t>
+      </w:r>
+      <w:r>
+        <w:rPr>
+          <w:vertAlign w:val="subscript"/>
+        </w:rPr>
+        <w:t>μ</w:t>
+      </w:r>
+      <w:r>
+        <w:t>[∂ℒ/∂(∂</w:t>
+      </w:r>
+      <w:r>
+        <w:rPr>
+          <w:vertAlign w:val="subscript"/>
+        </w:rPr>
+        <w:t>μ</w:t>
+      </w:r>
+      <w:r>
+        <w:t>φ)] = ∂</w:t>
+      </w:r>
+      <w:r>
+        <w:rPr>
+          <w:vertAlign w:val="subscript"/>
+        </w:rPr>
+        <w:t>μ</w:t>
+      </w:r>
+      <w:r>
+        <w:t>∂</w:t>
+      </w:r>
+      <w:r>
+        <w:rPr>
+          <w:vertAlign w:val="superscript"/>
+        </w:rPr>
+        <w:t>μ</w:t>
+      </w:r>
+      <w:r>
+        <w:t>φ = □φ, and the Euler–Lagrange equation reads −m²φ − □φ = 0, that is</w:t>
       </w:r>
     </w:p>
     <w:p>
@@ -1377,7 +1659,16 @@
     </w:p>
     <w:p>
       <w:r>
-        <w:t>the Klein–Gordon equation. In components, ∂ℒ/∂φ̇ = φ̇ and ∂ℒ/∂(∂ᵢφ) = −∂ᵢφ, so the equation is −m²φ − φ̈ + ∇²φ = 0, the same equation, confirming the index bookkeeping. The equation that in Lesson 18 was postulated by the operator substitution E → i∂_t, p → −i∇ now follows from a variational principle.</w:t>
+        <w:t>the Klein–Gordon equation. In components, ∂ℒ/∂φ̇ = φ̇ and ∂ℒ/∂(∂ᵢφ) = −∂ᵢφ, so the equation is −m²φ − φ̈ + ∇²φ = 0, the same equation, confirming the index bookkeeping. The equation that in Lesson 18 was postulated by the operator substitution E → i∂</w:t>
+      </w:r>
+      <w:r>
+        <w:rPr>
+          <w:vertAlign w:val="subscript"/>
+        </w:rPr>
+        <w:t>t</w:t>
+      </w:r>
+      <w:r>
+        <w:t>, p → −i∇ now follows from a variational principle.</w:t>
       </w:r>
     </w:p>
     <w:p>
@@ -1390,7 +1681,61 @@
     </w:p>
     <w:p>
       <w:r>
-        <w:t>For ℒ = ∂_μφ*∂^μφ − m²φ*φ, write φ = a + ib with a and b real, so that varying the real and imaginary parts independently is equivalent to varying φ and φ* independently (the combinations δφ = δa + iδb and δφ* = δa − iδb span the same space). Varying φ* gives ∂ℒ/∂φ* = −m²φ and ∂ℒ/∂(∂_μφ*) = ∂^μφ, so the Euler–Lagrange equation is (□ + m²)φ = 0. Varying φ gives ∂ℒ/∂φ = −m²φ* and ∂ℒ/∂(∂_μφ) = ∂^μφ*, so (□ + m²)φ* = 0. Both the field and its conjugate obey the Klein–Gordon equation, consistent with the treatment of Lesson 18. The trick of treating φ and φ* as independent is the field-theoretic counterpart of treating q and p as independent in Lesson 6.</w:t>
+        <w:t>For ℒ = ∂</w:t>
+      </w:r>
+      <w:r>
+        <w:rPr>
+          <w:vertAlign w:val="subscript"/>
+        </w:rPr>
+        <w:t>μ</w:t>
+      </w:r>
+      <w:r>
+        <w:t>φ*∂</w:t>
+      </w:r>
+      <w:r>
+        <w:rPr>
+          <w:vertAlign w:val="superscript"/>
+        </w:rPr>
+        <w:t>μ</w:t>
+      </w:r>
+      <w:r>
+        <w:t>φ − m²φ*φ, write φ = a + ib with a and b real, so that varying the real and imaginary parts independently is equivalent to varying φ and φ* independently (the combinations δφ = δa + iδb and δφ* = δa − iδb span the same space). Varying φ* gives ∂ℒ/∂φ* = −m²φ and ∂ℒ/∂(∂</w:t>
+      </w:r>
+      <w:r>
+        <w:rPr>
+          <w:vertAlign w:val="subscript"/>
+        </w:rPr>
+        <w:t>μ</w:t>
+      </w:r>
+      <w:r>
+        <w:t>φ*) = ∂</w:t>
+      </w:r>
+      <w:r>
+        <w:rPr>
+          <w:vertAlign w:val="superscript"/>
+        </w:rPr>
+        <w:t>μ</w:t>
+      </w:r>
+      <w:r>
+        <w:t>φ, so the Euler–Lagrange equation is (□ + m²)φ = 0. Varying φ gives ∂ℒ/∂φ = −m²φ* and ∂ℒ/∂(∂</w:t>
+      </w:r>
+      <w:r>
+        <w:rPr>
+          <w:vertAlign w:val="subscript"/>
+        </w:rPr>
+        <w:t>μ</w:t>
+      </w:r>
+      <w:r>
+        <w:t>φ) = ∂</w:t>
+      </w:r>
+      <w:r>
+        <w:rPr>
+          <w:vertAlign w:val="superscript"/>
+        </w:rPr>
+        <w:t>μ</w:t>
+      </w:r>
+      <w:r>
+        <w:t>φ*, so (□ + m²)φ* = 0. Both the field and its conjugate obey the Klein–Gordon equation, consistent with the treatment of Lesson 18. The trick of treating φ and φ* as independent is the field-theoretic counterpart of treating q and p as independent in Lesson 6.</w:t>
       </w:r>
     </w:p>
     <w:p>
@@ -1403,7 +1748,25 @@
     </w:p>
     <w:p>
       <w:r>
-        <w:t>Add a quartic interaction, ℒ = (1/2)∂_μφ∂^μφ − (1/2)m²φ² − (λ/4!)φ⁴ (Lesson 26, Section 3.3). Then ∂ℒ/∂φ = −m²φ − (λ/6)φ³ and the equation of motion becomes</w:t>
+        <w:t>Add a quartic interaction, ℒ = (1/2)∂</w:t>
+      </w:r>
+      <w:r>
+        <w:rPr>
+          <w:vertAlign w:val="subscript"/>
+        </w:rPr>
+        <w:t>μ</w:t>
+      </w:r>
+      <w:r>
+        <w:t>φ∂</w:t>
+      </w:r>
+      <w:r>
+        <w:rPr>
+          <w:vertAlign w:val="superscript"/>
+        </w:rPr>
+        <w:t>μ</w:t>
+      </w:r>
+      <w:r>
+        <w:t>φ − (1/2)m²φ² − (λ/4!)φ⁴ (Lesson 26, Section 3.3). Then ∂ℒ/∂φ = −m²φ − (λ/6)φ³ and the equation of motion becomes</w:t>
       </w:r>
     </w:p>
     <w:p>
@@ -1515,7 +1878,52 @@
     </w:p>
     <w:p>
       <w:r>
-        <w:t>Treat ψ and ψ̄ as independent fields, as for φ and φ* above. The Dirac Lagrangian density ℒ = ψ̄(iγ^μ∂_μ − m)ψ contains no derivative of ψ̄, so ∂ℒ/∂(∂_μψ̄) = 0 and ∂ℒ/∂ψ̄ = (iγ^μ∂_μ − m)ψ. The Euler–Lagrange equation for ψ̄ is therefore</w:t>
+        <w:t>Treat ψ and ψ̄ as independent fields, as for φ and φ* above. The Dirac Lagrangian density ℒ = ψ̄(iγ</w:t>
+      </w:r>
+      <w:r>
+        <w:rPr>
+          <w:vertAlign w:val="superscript"/>
+        </w:rPr>
+        <w:t>μ</w:t>
+      </w:r>
+      <w:r>
+        <w:t>∂</w:t>
+      </w:r>
+      <w:r>
+        <w:rPr>
+          <w:vertAlign w:val="subscript"/>
+        </w:rPr>
+        <w:t>μ</w:t>
+      </w:r>
+      <w:r>
+        <w:t xml:space="preserve"> − m)ψ contains no derivative of ψ̄, so ∂ℒ/∂(∂</w:t>
+      </w:r>
+      <w:r>
+        <w:rPr>
+          <w:vertAlign w:val="subscript"/>
+        </w:rPr>
+        <w:t>μ</w:t>
+      </w:r>
+      <w:r>
+        <w:t>ψ̄) = 0 and ∂ℒ/∂ψ̄ = (iγ</w:t>
+      </w:r>
+      <w:r>
+        <w:rPr>
+          <w:vertAlign w:val="superscript"/>
+        </w:rPr>
+        <w:t>μ</w:t>
+      </w:r>
+      <w:r>
+        <w:t>∂</w:t>
+      </w:r>
+      <w:r>
+        <w:rPr>
+          <w:vertAlign w:val="subscript"/>
+        </w:rPr>
+        <w:t>μ</w:t>
+      </w:r>
+      <w:r>
+        <w:t xml:space="preserve"> − m)ψ. The Euler–Lagrange equation for ψ̄ is therefore</w:t>
       </w:r>
     </w:p>
     <w:p>
@@ -1590,7 +1998,70 @@
     </w:p>
     <w:p>
       <w:r>
-        <w:t>Writing the Lagrangian density as ℒ = iψ̄γ^μ∂_μψ − mψ̄ψ, the derivatives with respect to ψ are ∂ℒ/∂ψ = −mψ̄ and ∂ℒ/∂(∂_μψ) = iψ̄γ^μ, with the matrix index of γ^μ contracted with the row index of ψ̄. The Euler–Lagrange equation for ψ is −mψ̄ − ∂_μ(iψ̄γ^μ) = 0, that is</w:t>
+        <w:t>Writing the Lagrangian density as ℒ = iψ̄γ</w:t>
+      </w:r>
+      <w:r>
+        <w:rPr>
+          <w:vertAlign w:val="superscript"/>
+        </w:rPr>
+        <w:t>μ</w:t>
+      </w:r>
+      <w:r>
+        <w:t>∂</w:t>
+      </w:r>
+      <w:r>
+        <w:rPr>
+          <w:vertAlign w:val="subscript"/>
+        </w:rPr>
+        <w:t>μ</w:t>
+      </w:r>
+      <w:r>
+        <w:t>ψ − mψ̄ψ, the derivatives with respect to ψ are ∂ℒ/∂ψ = −mψ̄ and ∂ℒ/∂(∂</w:t>
+      </w:r>
+      <w:r>
+        <w:rPr>
+          <w:vertAlign w:val="subscript"/>
+        </w:rPr>
+        <w:t>μ</w:t>
+      </w:r>
+      <w:r>
+        <w:t>ψ) = iψ̄γ</w:t>
+      </w:r>
+      <w:r>
+        <w:rPr>
+          <w:vertAlign w:val="superscript"/>
+        </w:rPr>
+        <w:t>μ</w:t>
+      </w:r>
+      <w:r>
+        <w:t>, with the matrix index of γ</w:t>
+      </w:r>
+      <w:r>
+        <w:rPr>
+          <w:vertAlign w:val="superscript"/>
+        </w:rPr>
+        <w:t>μ</w:t>
+      </w:r>
+      <w:r>
+        <w:t xml:space="preserve"> contracted with the row index of ψ̄. The Euler–Lagrange equation for ψ is −mψ̄ − ∂</w:t>
+      </w:r>
+      <w:r>
+        <w:rPr>
+          <w:vertAlign w:val="subscript"/>
+        </w:rPr>
+        <w:t>μ</w:t>
+      </w:r>
+      <w:r>
+        <w:t>(iψ̄γ</w:t>
+      </w:r>
+      <w:r>
+        <w:rPr>
+          <w:vertAlign w:val="superscript"/>
+        </w:rPr>
+        <w:t>μ</w:t>
+      </w:r>
+      <w:r>
+        <w:t>) = 0, that is</w:t>
       </w:r>
     </w:p>
     <w:p>
@@ -1667,7 +2138,16 @@
     </w:p>
     <w:p>
       <w:r>
-        <w:t>exactly the adjoint Dirac equation derived in Lesson 24, Section 1.1, by a different route. The two equations obtained by varying ψ̄ and ψ are Hermitian conjugates of each other, so they are consistent, and either can be used to derive the conserved current ψ̄γ^μψ of Lesson 24.</w:t>
+        <w:t>exactly the adjoint Dirac equation derived in Lesson 24, Section 1.1, by a different route. The two equations obtained by varying ψ̄ and ψ are Hermitian conjugates of each other, so they are consistent, and either can be used to derive the conserved current ψ̄γ</w:t>
+      </w:r>
+      <w:r>
+        <w:rPr>
+          <w:vertAlign w:val="superscript"/>
+        </w:rPr>
+        <w:t>μ</w:t>
+      </w:r>
+      <w:r>
+        <w:t>ψ of Lesson 24.</w:t>
       </w:r>
     </w:p>
     <w:p>
@@ -1681,7 +2161,61 @@
     </w:p>
     <w:p>
       <w:r>
-        <w:t>Add a Yukawa interaction with a scalar field, ℒ = (1/2)∂_μφ∂^μφ − (1/2)M²φ² + ψ̄(iγ^μ∂_μ − m)ψ − gφψ̄ψ, and find the equations of motion. Varying ψ̄ gives (iγ^μ∂_μ − m − gφ)ψ = 0: the fermion has an effective mass m + gφ(x) that depends on the scalar field. Varying φ gives −M²φ − gψ̄ψ − □φ = 0, that is (□ + M²)φ = −gψ̄ψ: the scalar is sourced by the fermion bilinear ψ̄ψ. The pair of equations shows in miniature the structure of every interacting theory in this course, including QED: each field's equation of motion contains the other field as a source.</w:t>
+        <w:t>Add a Yukawa interaction with a scalar field, ℒ = (1/2)∂</w:t>
+      </w:r>
+      <w:r>
+        <w:rPr>
+          <w:vertAlign w:val="subscript"/>
+        </w:rPr>
+        <w:t>μ</w:t>
+      </w:r>
+      <w:r>
+        <w:t>φ∂</w:t>
+      </w:r>
+      <w:r>
+        <w:rPr>
+          <w:vertAlign w:val="superscript"/>
+        </w:rPr>
+        <w:t>μ</w:t>
+      </w:r>
+      <w:r>
+        <w:t>φ − (1/2)M²φ² + ψ̄(iγ</w:t>
+      </w:r>
+      <w:r>
+        <w:rPr>
+          <w:vertAlign w:val="superscript"/>
+        </w:rPr>
+        <w:t>μ</w:t>
+      </w:r>
+      <w:r>
+        <w:t>∂</w:t>
+      </w:r>
+      <w:r>
+        <w:rPr>
+          <w:vertAlign w:val="subscript"/>
+        </w:rPr>
+        <w:t>μ</w:t>
+      </w:r>
+      <w:r>
+        <w:t xml:space="preserve"> − m)ψ − gφψ̄ψ, and find the equations of motion. Varying ψ̄ gives (iγ</w:t>
+      </w:r>
+      <w:r>
+        <w:rPr>
+          <w:vertAlign w:val="superscript"/>
+        </w:rPr>
+        <w:t>μ</w:t>
+      </w:r>
+      <w:r>
+        <w:t>∂</w:t>
+      </w:r>
+      <w:r>
+        <w:rPr>
+          <w:vertAlign w:val="subscript"/>
+        </w:rPr>
+        <w:t>μ</w:t>
+      </w:r>
+      <w:r>
+        <w:t xml:space="preserve"> − m − gφ)ψ = 0: the fermion has an effective mass m + gφ(x) that depends on the scalar field. Varying φ gives −M²φ − gψ̄ψ − □φ = 0, that is (□ + M²)φ = −gψ̄ψ: the scalar is sourced by the fermion bilinear ψ̄ψ. The pair of equations shows in miniature the structure of every interacting theory in this course, including QED: each field's equation of motion contains the other field as a source.</w:t>
       </w:r>
     </w:p>
     <w:p>
@@ -1702,7 +2236,97 @@
     </w:p>
     <w:p>
       <w:r>
-        <w:t>For ℒ = −(1/4)F_αβF^(αβ) − j^αA_α, the fields are the four components A_ν. The derivative of the interaction term is ∂ℒ/∂A_ν = −j^ν. The kinetic term depends on the derivatives ∂_μA_ν only through F_αβ, and the required derivative is (Exercise 8)</w:t>
+        <w:t>For ℒ = −(1/4)F</w:t>
+      </w:r>
+      <w:r>
+        <w:rPr>
+          <w:vertAlign w:val="subscript"/>
+        </w:rPr>
+        <w:t>αβ</w:t>
+      </w:r>
+      <w:r>
+        <w:t>F</w:t>
+      </w:r>
+      <w:r>
+        <w:rPr>
+          <w:vertAlign w:val="superscript"/>
+        </w:rPr>
+        <w:t>αβ</w:t>
+      </w:r>
+      <w:r>
+        <w:t xml:space="preserve"> − j</w:t>
+      </w:r>
+      <w:r>
+        <w:rPr>
+          <w:vertAlign w:val="superscript"/>
+        </w:rPr>
+        <w:t>α</w:t>
+      </w:r>
+      <w:r>
+        <w:t>A</w:t>
+      </w:r>
+      <w:r>
+        <w:rPr>
+          <w:vertAlign w:val="subscript"/>
+        </w:rPr>
+        <w:t>α</w:t>
+      </w:r>
+      <w:r>
+        <w:t>, the fields are the four components A</w:t>
+      </w:r>
+      <w:r>
+        <w:rPr>
+          <w:vertAlign w:val="subscript"/>
+        </w:rPr>
+        <w:t>ν</w:t>
+      </w:r>
+      <w:r>
+        <w:t>. The derivative of the interaction term is ∂ℒ/∂A</w:t>
+      </w:r>
+      <w:r>
+        <w:rPr>
+          <w:vertAlign w:val="subscript"/>
+        </w:rPr>
+        <w:t>ν</w:t>
+      </w:r>
+      <w:r>
+        <w:t xml:space="preserve"> = −j</w:t>
+      </w:r>
+      <w:r>
+        <w:rPr>
+          <w:vertAlign w:val="superscript"/>
+        </w:rPr>
+        <w:t>ν</w:t>
+      </w:r>
+      <w:r>
+        <w:t>. The kinetic term depends on the derivatives ∂</w:t>
+      </w:r>
+      <w:r>
+        <w:rPr>
+          <w:vertAlign w:val="subscript"/>
+        </w:rPr>
+        <w:t>μ</w:t>
+      </w:r>
+      <w:r>
+        <w:t>A</w:t>
+      </w:r>
+      <w:r>
+        <w:rPr>
+          <w:vertAlign w:val="subscript"/>
+        </w:rPr>
+        <w:t>ν</w:t>
+      </w:r>
+      <w:r>
+        <w:t xml:space="preserve"> only through F</w:t>
+      </w:r>
+      <w:r>
+        <w:rPr>
+          <w:vertAlign w:val="subscript"/>
+        </w:rPr>
+        <w:t>αβ</w:t>
+      </w:r>
+      <w:r>
+        <w:t>, and the required derivative is (Exercise 8)</w:t>
       </w:r>
     </w:p>
     <w:p>
@@ -1811,7 +2435,124 @@
     </w:p>
     <w:p>
       <w:r>
-        <w:t>which follows from expanding F_αβF^(αβ) = 2∂_αA_β∂^αA^β − 2∂_αA_β∂^βA^α and differentiating each factor. Therefore ∂ℒ/∂(∂_μA_ν) = −F^(μν).</w:t>
+        <w:t>which follows from expanding F</w:t>
+      </w:r>
+      <w:r>
+        <w:rPr>
+          <w:vertAlign w:val="subscript"/>
+        </w:rPr>
+        <w:t>αβ</w:t>
+      </w:r>
+      <w:r>
+        <w:t>F</w:t>
+      </w:r>
+      <w:r>
+        <w:rPr>
+          <w:vertAlign w:val="superscript"/>
+        </w:rPr>
+        <w:t>αβ</w:t>
+      </w:r>
+      <w:r>
+        <w:t xml:space="preserve"> = 2∂</w:t>
+      </w:r>
+      <w:r>
+        <w:rPr>
+          <w:vertAlign w:val="subscript"/>
+        </w:rPr>
+        <w:t>α</w:t>
+      </w:r>
+      <w:r>
+        <w:t>A</w:t>
+      </w:r>
+      <w:r>
+        <w:rPr>
+          <w:vertAlign w:val="subscript"/>
+        </w:rPr>
+        <w:t>β</w:t>
+      </w:r>
+      <w:r>
+        <w:t>∂</w:t>
+      </w:r>
+      <w:r>
+        <w:rPr>
+          <w:vertAlign w:val="superscript"/>
+        </w:rPr>
+        <w:t>α</w:t>
+      </w:r>
+      <w:r>
+        <w:t>A</w:t>
+      </w:r>
+      <w:r>
+        <w:rPr>
+          <w:vertAlign w:val="superscript"/>
+        </w:rPr>
+        <w:t>β</w:t>
+      </w:r>
+      <w:r>
+        <w:t xml:space="preserve"> − 2∂</w:t>
+      </w:r>
+      <w:r>
+        <w:rPr>
+          <w:vertAlign w:val="subscript"/>
+        </w:rPr>
+        <w:t>α</w:t>
+      </w:r>
+      <w:r>
+        <w:t>A</w:t>
+      </w:r>
+      <w:r>
+        <w:rPr>
+          <w:vertAlign w:val="subscript"/>
+        </w:rPr>
+        <w:t>β</w:t>
+      </w:r>
+      <w:r>
+        <w:t>∂</w:t>
+      </w:r>
+      <w:r>
+        <w:rPr>
+          <w:vertAlign w:val="superscript"/>
+        </w:rPr>
+        <w:t>β</w:t>
+      </w:r>
+      <w:r>
+        <w:t>A</w:t>
+      </w:r>
+      <w:r>
+        <w:rPr>
+          <w:vertAlign w:val="superscript"/>
+        </w:rPr>
+        <w:t>α</w:t>
+      </w:r>
+      <w:r>
+        <w:t xml:space="preserve"> and differentiating each factor. Therefore ∂ℒ/∂(∂</w:t>
+      </w:r>
+      <w:r>
+        <w:rPr>
+          <w:vertAlign w:val="subscript"/>
+        </w:rPr>
+        <w:t>μ</w:t>
+      </w:r>
+      <w:r>
+        <w:t>A</w:t>
+      </w:r>
+      <w:r>
+        <w:rPr>
+          <w:vertAlign w:val="subscript"/>
+        </w:rPr>
+        <w:t>ν</w:t>
+      </w:r>
+      <w:r>
+        <w:t>) = −F</w:t>
+      </w:r>
+      <w:r>
+        <w:rPr>
+          <w:vertAlign w:val="superscript"/>
+        </w:rPr>
+        <w:t>μν</w:t>
+      </w:r>
+      <w:r>
+        <w:t>.</w:t>
       </w:r>
     </w:p>
     <w:p>
@@ -1824,7 +2565,79 @@
     </w:p>
     <w:p>
       <w:r>
-        <w:t>The Euler–Lagrange equation for A_ν is ∂ℒ/∂A_ν − ∂_μ[∂ℒ/∂(∂_μA_ν)] = 0, that is −j^ν + ∂_μF^(μν) = 0.</w:t>
+        <w:t>The Euler–Lagrange equation for A</w:t>
+      </w:r>
+      <w:r>
+        <w:rPr>
+          <w:vertAlign w:val="subscript"/>
+        </w:rPr>
+        <w:t>ν</w:t>
+      </w:r>
+      <w:r>
+        <w:t xml:space="preserve"> is ∂ℒ/∂A</w:t>
+      </w:r>
+      <w:r>
+        <w:rPr>
+          <w:vertAlign w:val="subscript"/>
+        </w:rPr>
+        <w:t>ν</w:t>
+      </w:r>
+      <w:r>
+        <w:t xml:space="preserve"> − ∂</w:t>
+      </w:r>
+      <w:r>
+        <w:rPr>
+          <w:vertAlign w:val="subscript"/>
+        </w:rPr>
+        <w:t>μ</w:t>
+      </w:r>
+      <w:r>
+        <w:t>[∂ℒ/∂(∂</w:t>
+      </w:r>
+      <w:r>
+        <w:rPr>
+          <w:vertAlign w:val="subscript"/>
+        </w:rPr>
+        <w:t>μ</w:t>
+      </w:r>
+      <w:r>
+        <w:t>A</w:t>
+      </w:r>
+      <w:r>
+        <w:rPr>
+          <w:vertAlign w:val="subscript"/>
+        </w:rPr>
+        <w:t>ν</w:t>
+      </w:r>
+      <w:r>
+        <w:t>)] = 0, that is −j</w:t>
+      </w:r>
+      <w:r>
+        <w:rPr>
+          <w:vertAlign w:val="superscript"/>
+        </w:rPr>
+        <w:t>ν</w:t>
+      </w:r>
+      <w:r>
+        <w:t xml:space="preserve"> + ∂</w:t>
+      </w:r>
+      <w:r>
+        <w:rPr>
+          <w:vertAlign w:val="subscript"/>
+        </w:rPr>
+        <w:t>μ</w:t>
+      </w:r>
+      <w:r>
+        <w:t>F</w:t>
+      </w:r>
+      <w:r>
+        <w:rPr>
+          <w:vertAlign w:val="superscript"/>
+        </w:rPr>
+        <w:t>μν</w:t>
+      </w:r>
+      <w:r>
+        <w:t xml:space="preserve"> = 0.</w:t>
       </w:r>
     </w:p>
     <w:p>
@@ -1881,7 +2694,61 @@
     </w:p>
     <w:p>
       <w:r>
-        <w:t>These are the inhomogeneous Maxwell equations in the covariant form previewed in Lesson 4, Section 4.3, and Lesson 8, Section 7.2. The homogeneous pair, ∇·B = 0 and ∇×E = −∂B/∂t, are not equations of motion; they are the Bianchi identity ∂_[αF_βγ] = 0, satisfied automatically because F_μν = ∂_μA_ν − ∂_νA_μ (Lesson 8, Section 1). The Lagrangian density therefore produces all four Maxwell equations, two as equations of motion and two as identities.</w:t>
+        <w:t>These are the inhomogeneous Maxwell equations in the covariant form previewed in Lesson 4, Section 4.3, and Lesson 8, Section 7.2. The homogeneous pair, ∇·B = 0 and ∇×E = −∂B/∂t, are not equations of motion; they are the Bianchi identity ∂_[αF</w:t>
+      </w:r>
+      <w:r>
+        <w:rPr>
+          <w:vertAlign w:val="subscript"/>
+        </w:rPr>
+        <w:t>β</w:t>
+      </w:r>
+      <w:r>
+        <w:t>γ] = 0, satisfied automatically because F</w:t>
+      </w:r>
+      <w:r>
+        <w:rPr>
+          <w:vertAlign w:val="subscript"/>
+        </w:rPr>
+        <w:t>μν</w:t>
+      </w:r>
+      <w:r>
+        <w:t xml:space="preserve"> = ∂</w:t>
+      </w:r>
+      <w:r>
+        <w:rPr>
+          <w:vertAlign w:val="subscript"/>
+        </w:rPr>
+        <w:t>μ</w:t>
+      </w:r>
+      <w:r>
+        <w:t>A</w:t>
+      </w:r>
+      <w:r>
+        <w:rPr>
+          <w:vertAlign w:val="subscript"/>
+        </w:rPr>
+        <w:t>ν</w:t>
+      </w:r>
+      <w:r>
+        <w:t xml:space="preserve"> − ∂</w:t>
+      </w:r>
+      <w:r>
+        <w:rPr>
+          <w:vertAlign w:val="subscript"/>
+        </w:rPr>
+        <w:t>ν</w:t>
+      </w:r>
+      <w:r>
+        <w:t>A</w:t>
+      </w:r>
+      <w:r>
+        <w:rPr>
+          <w:vertAlign w:val="subscript"/>
+        </w:rPr>
+        <w:t>μ</w:t>
+      </w:r>
+      <w:r>
+        <w:t xml:space="preserve"> (Lesson 8, Section 1). The Lagrangian density therefore produces all four Maxwell equations, two as equations of motion and two as identities.</w:t>
       </w:r>
     </w:p>
     <w:p>
@@ -1895,12 +2762,156 @@
     </w:p>
     <w:p>
       <w:r>
-        <w:t>Verify that the ν = 0 component of ∂_μF^(μν) = j^ν is Gauss's law. With F₀ᵢ = Eᵢ (Lesson 8, Section 7.2) and F^(0i) = −Eᵢ, F^(i0) = +Eᵢ. Since F^(00) = 0, ∂_μF^(μ0) = ∂ᵢF^(i0) = ∂ᵢEᵢ = ∇·E, and the equation reads ∇·E = j⁰ = ρ, Gauss's law in Heaviside–Lorentz units (Lesson 7, Section 7.1).</w:t>
+        <w:t>Verify that the ν = 0 component of ∂</w:t>
+      </w:r>
+      <w:r>
+        <w:rPr>
+          <w:vertAlign w:val="subscript"/>
+        </w:rPr>
+        <w:t>μ</w:t>
+      </w:r>
+      <w:r>
+        <w:t>F</w:t>
+      </w:r>
+      <w:r>
+        <w:rPr>
+          <w:vertAlign w:val="superscript"/>
+        </w:rPr>
+        <w:t>μν</w:t>
+      </w:r>
+      <w:r>
+        <w:t xml:space="preserve"> = j</w:t>
+      </w:r>
+      <w:r>
+        <w:rPr>
+          <w:vertAlign w:val="superscript"/>
+        </w:rPr>
+        <w:t>ν</w:t>
+      </w:r>
+      <w:r>
+        <w:t xml:space="preserve"> is Gauss's law. With F₀ᵢ = Eᵢ (Lesson 8, Section 7.2) and F</w:t>
+      </w:r>
+      <w:r>
+        <w:rPr>
+          <w:vertAlign w:val="superscript"/>
+        </w:rPr>
+        <w:t>0i</w:t>
+      </w:r>
+      <w:r>
+        <w:t xml:space="preserve"> = −Eᵢ, F</w:t>
+      </w:r>
+      <w:r>
+        <w:rPr>
+          <w:vertAlign w:val="superscript"/>
+        </w:rPr>
+        <w:t>i0</w:t>
+      </w:r>
+      <w:r>
+        <w:t xml:space="preserve"> = +Eᵢ. Since F</w:t>
+      </w:r>
+      <w:r>
+        <w:rPr>
+          <w:vertAlign w:val="superscript"/>
+        </w:rPr>
+        <w:t>(00)</w:t>
+      </w:r>
+      <w:r>
+        <w:t xml:space="preserve"> = 0, ∂</w:t>
+      </w:r>
+      <w:r>
+        <w:rPr>
+          <w:vertAlign w:val="subscript"/>
+        </w:rPr>
+        <w:t>μ</w:t>
+      </w:r>
+      <w:r>
+        <w:t>F</w:t>
+      </w:r>
+      <w:r>
+        <w:rPr>
+          <w:vertAlign w:val="superscript"/>
+        </w:rPr>
+        <w:t>μ0</w:t>
+      </w:r>
+      <w:r>
+        <w:t xml:space="preserve"> = ∂ᵢF</w:t>
+      </w:r>
+      <w:r>
+        <w:rPr>
+          <w:vertAlign w:val="superscript"/>
+        </w:rPr>
+        <w:t>i0</w:t>
+      </w:r>
+      <w:r>
+        <w:t xml:space="preserve"> = ∂ᵢEᵢ = ∇·E, and the equation reads ∇·E = j⁰ = ρ, Gauss's law in Heaviside–Lorentz units (Lesson 7, Section 7.1).</w:t>
       </w:r>
     </w:p>
     <w:p>
       <w:r>
-        <w:t>The spatial components ν = i give the Ampère Maxwell law. With the convention Fᵢⱼ = −εᵢⱼₖBₖ (which follows from Aᵢ = −Aⁱ) one has F^(ji) = Fⱼᵢ = εᵢⱼₖBₖ, so ∂_μF^(μi) = ∂_tF^(0i) + ∂ⱼF^(ji) = −∂_tEᵢ + (∇×B)ᵢ = jⁱ, that is ∇×B = j + ∂E/∂t (Exercise 9).</w:t>
+        <w:t>The spatial components ν = i give the Ampère Maxwell law. With the convention Fᵢⱼ = −εᵢⱼₖBₖ (which follows from Aᵢ = −Aⁱ) one has F</w:t>
+      </w:r>
+      <w:r>
+        <w:rPr>
+          <w:vertAlign w:val="superscript"/>
+        </w:rPr>
+        <w:t>ji</w:t>
+      </w:r>
+      <w:r>
+        <w:t xml:space="preserve"> = Fⱼᵢ = εᵢⱼₖBₖ, so ∂</w:t>
+      </w:r>
+      <w:r>
+        <w:rPr>
+          <w:vertAlign w:val="subscript"/>
+        </w:rPr>
+        <w:t>μ</w:t>
+      </w:r>
+      <w:r>
+        <w:t>F</w:t>
+      </w:r>
+      <w:r>
+        <w:rPr>
+          <w:vertAlign w:val="superscript"/>
+        </w:rPr>
+        <w:t>μi</w:t>
+      </w:r>
+      <w:r>
+        <w:t xml:space="preserve"> = ∂</w:t>
+      </w:r>
+      <w:r>
+        <w:rPr>
+          <w:vertAlign w:val="subscript"/>
+        </w:rPr>
+        <w:t>t</w:t>
+      </w:r>
+      <w:r>
+        <w:t>F</w:t>
+      </w:r>
+      <w:r>
+        <w:rPr>
+          <w:vertAlign w:val="superscript"/>
+        </w:rPr>
+        <w:t>0i</w:t>
+      </w:r>
+      <w:r>
+        <w:t xml:space="preserve"> + ∂ⱼF</w:t>
+      </w:r>
+      <w:r>
+        <w:rPr>
+          <w:vertAlign w:val="superscript"/>
+        </w:rPr>
+        <w:t>ji</w:t>
+      </w:r>
+      <w:r>
+        <w:t xml:space="preserve"> = −∂</w:t>
+      </w:r>
+      <w:r>
+        <w:rPr>
+          <w:vertAlign w:val="subscript"/>
+        </w:rPr>
+        <w:t>t</w:t>
+      </w:r>
+      <w:r>
+        <w:t>Eᵢ + (∇×B)ᵢ = jⁱ, that is ∇×B = j + ∂E/∂t (Exercise 9).</w:t>
       </w:r>
     </w:p>
     <w:p>
@@ -1913,7 +2924,70 @@
     </w:p>
     <w:p>
       <w:r>
-        <w:t>Take ∂_ν of the Maxwell equation. Since ∂_ν∂_μ is symmetric in ν and μ while F^(μν) is antisymmetric, ∂_ν∂_μF^(μν) = 0 identically (Lesson 4, Exercise 7), so</w:t>
+        <w:t>Take ∂</w:t>
+      </w:r>
+      <w:r>
+        <w:rPr>
+          <w:vertAlign w:val="subscript"/>
+        </w:rPr>
+        <w:t>ν</w:t>
+      </w:r>
+      <w:r>
+        <w:t xml:space="preserve"> of the Maxwell equation. Since ∂</w:t>
+      </w:r>
+      <w:r>
+        <w:rPr>
+          <w:vertAlign w:val="subscript"/>
+        </w:rPr>
+        <w:t>ν</w:t>
+      </w:r>
+      <w:r>
+        <w:t>∂</w:t>
+      </w:r>
+      <w:r>
+        <w:rPr>
+          <w:vertAlign w:val="subscript"/>
+        </w:rPr>
+        <w:t>μ</w:t>
+      </w:r>
+      <w:r>
+        <w:t xml:space="preserve"> is symmetric in ν and μ while F</w:t>
+      </w:r>
+      <w:r>
+        <w:rPr>
+          <w:vertAlign w:val="superscript"/>
+        </w:rPr>
+        <w:t>μν</w:t>
+      </w:r>
+      <w:r>
+        <w:t xml:space="preserve"> is antisymmetric, ∂</w:t>
+      </w:r>
+      <w:r>
+        <w:rPr>
+          <w:vertAlign w:val="subscript"/>
+        </w:rPr>
+        <w:t>ν</w:t>
+      </w:r>
+      <w:r>
+        <w:t>∂</w:t>
+      </w:r>
+      <w:r>
+        <w:rPr>
+          <w:vertAlign w:val="subscript"/>
+        </w:rPr>
+        <w:t>μ</w:t>
+      </w:r>
+      <w:r>
+        <w:t>F</w:t>
+      </w:r>
+      <w:r>
+        <w:rPr>
+          <w:vertAlign w:val="superscript"/>
+        </w:rPr>
+        <w:t>μν</w:t>
+      </w:r>
+      <w:r>
+        <w:t xml:space="preserve"> = 0 identically (Lesson 4, Exercise 7), so</w:t>
       </w:r>
     </w:p>
     <w:p>
@@ -1961,7 +3035,88 @@
     </w:p>
     <w:p>
       <w:r>
-        <w:t>The field equations can be solved only if the source is conserved, the result found from a different direction in Lesson 8, Exercise 16, and in Lesson 26, Section 6.3, where gauge invariance of the interaction required it. This is the third appearance of the same fact, and it is not a coincidence: gauge invariance, current conservation, and the consistency of the equations of motion are one requirement seen from three sides. In the Lorenz gauge, ∂_μF^(μν) = □A^ν − ∂^ν(∂_μA^μ) = □A^ν, so the equation reduces to □A^ν = j^ν, the form of Lesson 8, Section 4.1 (Exercise 11).</w:t>
+        <w:t>The field equations can be solved only if the source is conserved, the result found from a different direction in Lesson 8, Exercise 16, and in Lesson 26, Section 6.3, where gauge invariance of the interaction required it. This is the third appearance of the same fact, and it is not a coincidence: gauge invariance, current conservation, and the consistency of the equations of motion are one requirement seen from three sides. In the Lorenz gauge, ∂</w:t>
+      </w:r>
+      <w:r>
+        <w:rPr>
+          <w:vertAlign w:val="subscript"/>
+        </w:rPr>
+        <w:t>μ</w:t>
+      </w:r>
+      <w:r>
+        <w:t>F</w:t>
+      </w:r>
+      <w:r>
+        <w:rPr>
+          <w:vertAlign w:val="superscript"/>
+        </w:rPr>
+        <w:t>μν</w:t>
+      </w:r>
+      <w:r>
+        <w:t xml:space="preserve"> = □A</w:t>
+      </w:r>
+      <w:r>
+        <w:rPr>
+          <w:vertAlign w:val="superscript"/>
+        </w:rPr>
+        <w:t>ν</w:t>
+      </w:r>
+      <w:r>
+        <w:t xml:space="preserve"> − ∂</w:t>
+      </w:r>
+      <w:r>
+        <w:rPr>
+          <w:vertAlign w:val="superscript"/>
+        </w:rPr>
+        <w:t>ν</w:t>
+      </w:r>
+      <w:r>
+        <w:t>(∂</w:t>
+      </w:r>
+      <w:r>
+        <w:rPr>
+          <w:vertAlign w:val="subscript"/>
+        </w:rPr>
+        <w:t>μ</w:t>
+      </w:r>
+      <w:r>
+        <w:t>A</w:t>
+      </w:r>
+      <w:r>
+        <w:rPr>
+          <w:vertAlign w:val="superscript"/>
+        </w:rPr>
+        <w:t>μ</w:t>
+      </w:r>
+      <w:r>
+        <w:t>) = □A</w:t>
+      </w:r>
+      <w:r>
+        <w:rPr>
+          <w:vertAlign w:val="superscript"/>
+        </w:rPr>
+        <w:t>ν</w:t>
+      </w:r>
+      <w:r>
+        <w:t>, so the equation reduces to □A</w:t>
+      </w:r>
+      <w:r>
+        <w:rPr>
+          <w:vertAlign w:val="superscript"/>
+        </w:rPr>
+        <w:t>ν</w:t>
+      </w:r>
+      <w:r>
+        <w:t xml:space="preserve"> = j</w:t>
+      </w:r>
+      <w:r>
+        <w:rPr>
+          <w:vertAlign w:val="superscript"/>
+        </w:rPr>
+        <w:t>ν</w:t>
+      </w:r>
+      <w:r>
+        <w:t>, the form of Lesson 8, Section 4.1 (Exercise 11).</w:t>
       </w:r>
     </w:p>
     <w:p>
@@ -1975,7 +3130,97 @@
     </w:p>
     <w:p>
       <w:r>
-        <w:t>Confirm the derivative of the kinetic term for one component. Take the case in which the only nonzero field derivative in the relevant sector is ∂₁A₂ with all other ∂_μA_ν held fixed. Then F₁₂ = ∂₁A₂ − ∂₂A₁ = ∂₁A₂, and F_αβF^(αβ) contains F₁₂F^(12) + F₂₁F^(21) = 2F₁₂F^(12) = 2(∂₁A₂)², using F^(12) = F₁₂. Its derivative with respect to ∂₁A₂ is 4∂₁A₂ = 4F₁₂ = 4F^(12), in agreement with the general result 4F^(μν) for μ = 1, ν = 2.</w:t>
+        <w:t>Confirm the derivative of the kinetic term for one component. Take the case in which the only nonzero field derivative in the relevant sector is ∂₁A₂ with all other ∂</w:t>
+      </w:r>
+      <w:r>
+        <w:rPr>
+          <w:vertAlign w:val="subscript"/>
+        </w:rPr>
+        <w:t>μ</w:t>
+      </w:r>
+      <w:r>
+        <w:t>A</w:t>
+      </w:r>
+      <w:r>
+        <w:rPr>
+          <w:vertAlign w:val="subscript"/>
+        </w:rPr>
+        <w:t>ν</w:t>
+      </w:r>
+      <w:r>
+        <w:t xml:space="preserve"> held fixed. Then F₁₂ = ∂₁A₂ − ∂₂A₁ = ∂₁A₂, and F</w:t>
+      </w:r>
+      <w:r>
+        <w:rPr>
+          <w:vertAlign w:val="subscript"/>
+        </w:rPr>
+        <w:t>αβ</w:t>
+      </w:r>
+      <w:r>
+        <w:t>F</w:t>
+      </w:r>
+      <w:r>
+        <w:rPr>
+          <w:vertAlign w:val="superscript"/>
+        </w:rPr>
+        <w:t>αβ</w:t>
+      </w:r>
+      <w:r>
+        <w:t xml:space="preserve"> contains F₁₂F</w:t>
+      </w:r>
+      <w:r>
+        <w:rPr>
+          <w:vertAlign w:val="superscript"/>
+        </w:rPr>
+        <w:t>(12)</w:t>
+      </w:r>
+      <w:r>
+        <w:t xml:space="preserve"> + F₂₁F</w:t>
+      </w:r>
+      <w:r>
+        <w:rPr>
+          <w:vertAlign w:val="superscript"/>
+        </w:rPr>
+        <w:t>(21)</w:t>
+      </w:r>
+      <w:r>
+        <w:t xml:space="preserve"> = 2F₁₂F</w:t>
+      </w:r>
+      <w:r>
+        <w:rPr>
+          <w:vertAlign w:val="superscript"/>
+        </w:rPr>
+        <w:t>(12)</w:t>
+      </w:r>
+      <w:r>
+        <w:t xml:space="preserve"> = 2(∂₁A₂)², using F</w:t>
+      </w:r>
+      <w:r>
+        <w:rPr>
+          <w:vertAlign w:val="superscript"/>
+        </w:rPr>
+        <w:t>(12)</w:t>
+      </w:r>
+      <w:r>
+        <w:t xml:space="preserve"> = F₁₂. Its derivative with respect to ∂₁A₂ is 4∂₁A₂ = 4F₁₂ = 4F</w:t>
+      </w:r>
+      <w:r>
+        <w:rPr>
+          <w:vertAlign w:val="superscript"/>
+        </w:rPr>
+        <w:t>(12)</w:t>
+      </w:r>
+      <w:r>
+        <w:t>, in agreement with the general result 4F</w:t>
+      </w:r>
+      <w:r>
+        <w:rPr>
+          <w:vertAlign w:val="superscript"/>
+        </w:rPr>
+        <w:t>μν</w:t>
+      </w:r>
+      <w:r>
+        <w:t xml:space="preserve"> for μ = 1, ν = 2.</w:t>
       </w:r>
     </w:p>
     <w:p>
@@ -2204,7 +3449,25 @@
     </w:p>
     <w:p>
       <w:r>
-        <w:t>Add a source to the scalar Lagrangian density, ℒ = (1/2)∂_μφ∂^μφ − (1/2)m²φ² + Jφ. The Euler–Lagrange equation is (□ + m²)φ = J. For a time-independent source and a static solution, □ = −∇², so</w:t>
+        <w:t>Add a source to the scalar Lagrangian density, ℒ = (1/2)∂</w:t>
+      </w:r>
+      <w:r>
+        <w:rPr>
+          <w:vertAlign w:val="subscript"/>
+        </w:rPr>
+        <w:t>μ</w:t>
+      </w:r>
+      <w:r>
+        <w:t>φ∂</w:t>
+      </w:r>
+      <w:r>
+        <w:rPr>
+          <w:vertAlign w:val="superscript"/>
+        </w:rPr>
+        <w:t>μ</w:t>
+      </w:r>
+      <w:r>
+        <w:t>φ − (1/2)m²φ² + Jφ. The Euler–Lagrange equation is (□ + m²)φ = J. For a time-independent source and a static solution, □ = −∇², so</w:t>
       </w:r>
     </w:p>
     <w:p>
@@ -2341,7 +3604,34 @@
     </w:p>
     <w:p>
       <w:r>
-        <w:t>Away from the origin this satisfies the homogeneous equation: with f = e^(−mr)/r and the spherical Laplacian ∇²f = (1/r)d²(rf)/dr², rf = e^(−mr) gives ∇²f = m²e^(−mr)/r = m²f, so (−∇² + m²)f = 0. Near the origin the solution behaves as g/(4πr), and since ∇²(1/4πr) = −δ³(x) (the Coulomb potential of Lesson 7, Section 7.1), the source term is reproduced with the correct strength, so (−∇² + m²)φ = gδ³ holds everywhere.</w:t>
+        <w:t>Away from the origin this satisfies the homogeneous equation: with f = e</w:t>
+      </w:r>
+      <w:r>
+        <w:rPr>
+          <w:vertAlign w:val="superscript"/>
+        </w:rPr>
+        <w:t>−mr</w:t>
+      </w:r>
+      <w:r>
+        <w:t>/r and the spherical Laplacian ∇²f = (1/r)d²(rf)/dr², rf = e</w:t>
+      </w:r>
+      <w:r>
+        <w:rPr>
+          <w:vertAlign w:val="superscript"/>
+        </w:rPr>
+        <w:t>−mr</w:t>
+      </w:r>
+      <w:r>
+        <w:t xml:space="preserve"> gives ∇²f = m²e</w:t>
+      </w:r>
+      <w:r>
+        <w:rPr>
+          <w:vertAlign w:val="superscript"/>
+        </w:rPr>
+        <w:t>−mr</w:t>
+      </w:r>
+      <w:r>
+        <w:t>/r = m²f, so (−∇² + m²)f = 0. Near the origin the solution behaves as g/(4πr), and since ∇²(1/4πr) = −δ³(x) (the Coulomb potential of Lesson 7, Section 7.1), the source term is reproduced with the correct strength, so (−∇² + m²)φ = gδ³ holds everywhere.</w:t>
       </w:r>
     </w:p>
     <w:p>
@@ -2354,7 +3644,16 @@
     </w:p>
     <w:p>
       <w:r>
-        <w:t>The factor e^(−mr) cuts the potential off at distances larger than 1/m. A massless field, m = 0, gives φ = g/(4πr), the Coulomb form of infinite range: this is the electrostatic potential of a point charge, since the photon field is massless. A massive field gives a force of finite range 1/m, in natural units, or ℏ/(mc) in laboratory units. Yukawa used this argument to predict a particle of mass of order 100 MeV to mediate the nuclear force, whose range is about 1.4 fm; the particle was later identified with the pion, of mass 139.6 MeV (Exercise 13). The relationship between the mass of the exchanged particle and the range of the force is one of the most useful pieces of intuition in particle physics, and Lesson 46 will show that the same Yukawa function is the Fourier transform of the propagator 1/(k² + m²) appearing in every Feynman diagram.</w:t>
+        <w:t>The factor e</w:t>
+      </w:r>
+      <w:r>
+        <w:rPr>
+          <w:vertAlign w:val="superscript"/>
+        </w:rPr>
+        <w:t>−mr</w:t>
+      </w:r>
+      <w:r>
+        <w:t xml:space="preserve"> cuts the potential off at distances larger than 1/m. A massless field, m = 0, gives φ = g/(4πr), the Coulomb form of infinite range: this is the electrostatic potential of a point charge, since the photon field is massless. A massive field gives a force of finite range 1/m, in natural units, or ℏ/(mc) in laboratory units. Yukawa used this argument to predict a particle of mass of order 100 MeV to mediate the nuclear force, whose range is about 1.4 fm; the particle was later identified with the pion, of mass 139.6 MeV (Exercise 13). The relationship between the mass of the exchanged particle and the range of the force is one of the most useful pieces of intuition in particle physics, and Lesson 46 will show that the same Yukawa function is the Fourier transform of the propagator 1/(k² + m²) appearing in every Feynman diagram.</w:t>
       </w:r>
     </w:p>
     <w:p>
@@ -2452,7 +3751,25 @@
           </w:tcPr>
           <w:p>
             <w:r>
-              <w:t>General equation ∂ℒ/∂φ − ∂_μ[∂ℒ/∂(∂_μφ)] = 0</w:t>
+              <w:t>General equation ∂ℒ/∂φ − ∂</w:t>
+            </w:r>
+            <w:r>
+              <w:rPr>
+                <w:vertAlign w:val="subscript"/>
+              </w:rPr>
+              <w:t>μ</w:t>
+            </w:r>
+            <w:r>
+              <w:t>[∂ℒ/∂(∂</w:t>
+            </w:r>
+            <w:r>
+              <w:rPr>
+                <w:vertAlign w:val="subscript"/>
+              </w:rPr>
+              <w:t>μ</w:t>
+            </w:r>
+            <w:r>
+              <w:t>φ)] = 0</w:t>
             </w:r>
           </w:p>
         </w:tc>
@@ -2600,7 +3917,31 @@
           </w:tcPr>
           <w:p>
             <w:r>
-              <w:t>∂_μF^(μν) = j^ν</w:t>
+              <w:t>∂</w:t>
+            </w:r>
+            <w:r>
+              <w:rPr>
+                <w:vertAlign w:val="subscript"/>
+              </w:rPr>
+              <w:t>μ</w:t>
+            </w:r>
+            <w:r>
+              <w:t>F</w:t>
+            </w:r>
+            <w:r>
+              <w:rPr>
+                <w:vertAlign w:val="superscript"/>
+              </w:rPr>
+              <w:t>μν</w:t>
+            </w:r>
+            <w:r>
+              <w:t xml:space="preserve"> = j</w:t>
+            </w:r>
+            <w:r>
+              <w:rPr>
+                <w:vertAlign w:val="superscript"/>
+              </w:rPr>
+              <w:t>ν</w:t>
             </w:r>
           </w:p>
         </w:tc>
@@ -2757,7 +4098,25 @@
         </w:numPr>
       </w:pPr>
       <w:r>
-        <w:t>Varying the action S = ∫d⁴x ℒ with fixed boundary values and integrating by parts in four dimensions gives ∂ℒ/∂φ − ∂_μ[∂ℒ/∂(∂_μφ)] = 0 for each field.</w:t>
+        <w:t>Varying the action S = ∫d⁴x ℒ with fixed boundary values and integrating by parts in four dimensions gives ∂ℒ/∂φ − ∂</w:t>
+      </w:r>
+      <w:r>
+        <w:rPr>
+          <w:vertAlign w:val="subscript"/>
+        </w:rPr>
+        <w:t>μ</w:t>
+      </w:r>
+      <w:r>
+        <w:t>[∂ℒ/∂(∂</w:t>
+      </w:r>
+      <w:r>
+        <w:rPr>
+          <w:vertAlign w:val="subscript"/>
+        </w:rPr>
+        <w:t>μ</w:t>
+      </w:r>
+      <w:r>
+        <w:t>φ)] = 0 for each field.</w:t>
       </w:r>
     </w:p>
     <w:p>
@@ -2817,7 +4176,43 @@
         </w:numPr>
       </w:pPr>
       <w:r>
-        <w:t>The electromagnetic Lagrangian density gives ∂_μF^(μν) = j^ν; the homogeneous equations are an identity, and current conservation follows from the antisymmetry of F^(μν).</w:t>
+        <w:t>The electromagnetic Lagrangian density gives ∂</w:t>
+      </w:r>
+      <w:r>
+        <w:rPr>
+          <w:vertAlign w:val="subscript"/>
+        </w:rPr>
+        <w:t>μ</w:t>
+      </w:r>
+      <w:r>
+        <w:t>F</w:t>
+      </w:r>
+      <w:r>
+        <w:rPr>
+          <w:vertAlign w:val="superscript"/>
+        </w:rPr>
+        <w:t>μν</w:t>
+      </w:r>
+      <w:r>
+        <w:t xml:space="preserve"> = j</w:t>
+      </w:r>
+      <w:r>
+        <w:rPr>
+          <w:vertAlign w:val="superscript"/>
+        </w:rPr>
+        <w:t>ν</w:t>
+      </w:r>
+      <w:r>
+        <w:t>; the homogeneous equations are an identity, and current conservation follows from the antisymmetry of F</w:t>
+      </w:r>
+      <w:r>
+        <w:rPr>
+          <w:vertAlign w:val="superscript"/>
+        </w:rPr>
+        <w:t>μν</w:t>
+      </w:r>
+      <w:r>
+        <w:t>.</w:t>
       </w:r>
     </w:p>
     <w:p>
@@ -2841,7 +4236,16 @@
         </w:numPr>
       </w:pPr>
       <w:r>
-        <w:t>A static point source of a massive scalar field produces the Yukawa potential ge^(−mr)/(4πr), with a range 1/m set by the mass of the field.</w:t>
+        <w:t>A static point source of a massive scalar field produces the Yukawa potential ge</w:t>
+      </w:r>
+      <w:r>
+        <w:rPr>
+          <w:vertAlign w:val="superscript"/>
+        </w:rPr>
+        <w:t>−mr</w:t>
+      </w:r>
+      <w:r>
+        <w:t>/(4πr), with a range 1/m set by the mass of the field.</w:t>
       </w:r>
     </w:p>
     <w:p>
@@ -2942,7 +4346,13 @@
           </w:tcPr>
           <w:p>
             <w:r>
-              <w:t>Derive the Euler–Lagrange equation for a field from δS = 0, identifying the boundary term that is discarded and the condition on δφ that allows it to be discarded.</w:t>
+              <w:rPr>
+                <w:b/>
+              </w:rPr>
+              <w:t>Extension.</w:t>
+            </w:r>
+            <w:r>
+              <w:t xml:space="preserve"> Derive the Euler–Lagrange equation for a field from δS = 0, identifying the boundary term that is discarded and the condition on δφ that allows it to be discarded.</w:t>
             </w:r>
           </w:p>
         </w:tc>
@@ -2980,7 +4390,49 @@
           </w:tcPr>
           <w:p>
             <w:r>
-              <w:t>For ℒ = (1/2)∂_μφ₁∂^μφ₁ + (1/2)∂_μφ₂∂^μφ₂ − (1/2)m₁²φ₁² − (1/2)m₂²φ₂² − (g/2)φ₁φ₂², derive the equations of motion for φ₁ and φ₂.</w:t>
+              <w:rPr>
+                <w:b/>
+              </w:rPr>
+              <w:t>Core.</w:t>
+            </w:r>
+            <w:r>
+              <w:t xml:space="preserve"> For ℒ = (1/2)∂</w:t>
+            </w:r>
+            <w:r>
+              <w:rPr>
+                <w:vertAlign w:val="subscript"/>
+              </w:rPr>
+              <w:t>μ</w:t>
+            </w:r>
+            <w:r>
+              <w:t>φ₁∂</w:t>
+            </w:r>
+            <w:r>
+              <w:rPr>
+                <w:vertAlign w:val="superscript"/>
+              </w:rPr>
+              <w:t>μ</w:t>
+            </w:r>
+            <w:r>
+              <w:t>φ₁ + (1/2)∂</w:t>
+            </w:r>
+            <w:r>
+              <w:rPr>
+                <w:vertAlign w:val="subscript"/>
+              </w:rPr>
+              <w:t>μ</w:t>
+            </w:r>
+            <w:r>
+              <w:t>φ₂∂</w:t>
+            </w:r>
+            <w:r>
+              <w:rPr>
+                <w:vertAlign w:val="superscript"/>
+              </w:rPr>
+              <w:t>μ</w:t>
+            </w:r>
+            <w:r>
+              <w:t>φ₂ − (1/2)m₁²φ₁² − (1/2)m₂²φ₂² − (g/2)φ₁φ₂², derive the equations of motion for φ₁ and φ₂.</w:t>
             </w:r>
           </w:p>
         </w:tc>
@@ -3016,7 +4468,13 @@
           </w:tcPr>
           <w:p>
             <w:r>
-              <w:t>For the real scalar field, write ℒ = (1/2)φ̇² − (1/2)(∂ᵢφ)² − (1/2)m²φ² and evaluate ∂ℒ/∂φ̇ and ∂ℒ/∂(∂ᵢφ), then obtain the Klein–Gordon equation from the component form of the Euler–Lagrange equation.</w:t>
+              <w:rPr>
+                <w:b/>
+              </w:rPr>
+              <w:t>Core.</w:t>
+            </w:r>
+            <w:r>
+              <w:t xml:space="preserve"> For the real scalar field, write ℒ = (1/2)φ̇² − (1/2)(∂ᵢφ)² − (1/2)m²φ² and evaluate ∂ℒ/∂φ̇ and ∂ℒ/∂(∂ᵢφ), then obtain the Klein–Gordon equation from the component form of the Euler–Lagrange equation.</w:t>
             </w:r>
           </w:p>
         </w:tc>
@@ -3054,7 +4512,13 @@
           </w:tcPr>
           <w:p>
             <w:r>
-              <w:t>For the φ⁴ theory, derive (□ + m²)φ = −(λ/6)φ³ and show that φ = constant is a solution only if the constant satisfies m²φ + (λ/6)φ³ = 0.</w:t>
+              <w:rPr>
+                <w:b/>
+              </w:rPr>
+              <w:t>Core.</w:t>
+            </w:r>
+            <w:r>
+              <w:t xml:space="preserve"> For the φ⁴ theory, derive (□ + m²)φ = −(λ/6)φ³ and show that φ = constant is a solution only if the constant satisfies m²φ + (λ/6)φ³ = 0.</w:t>
             </w:r>
           </w:p>
         </w:tc>
@@ -3090,7 +4554,13 @@
           </w:tcPr>
           <w:p>
             <w:r>
-              <w:t>For the complex scalar field, derive the equations for φ and φ* by varying φ* and φ respectively, and explain why the two variations are independent.</w:t>
+              <w:rPr>
+                <w:b/>
+              </w:rPr>
+              <w:t>Extension.</w:t>
+            </w:r>
+            <w:r>
+              <w:t xml:space="preserve"> For the complex scalar field, derive the equations for φ and φ* by varying φ* and φ respectively, and explain why the two variations are independent.</w:t>
             </w:r>
           </w:p>
         </w:tc>
@@ -3128,7 +4598,49 @@
           </w:tcPr>
           <w:p>
             <w:r>
-              <w:t>Derive the adjoint Dirac equation −i(∂_μψ̄)γ^μ − mψ̄ = 0 by varying ψ in ℒ = ψ̄(iγ^μ∂_μ − m)ψ.</w:t>
+              <w:rPr>
+                <w:b/>
+              </w:rPr>
+              <w:t>Extension.</w:t>
+            </w:r>
+            <w:r>
+              <w:t xml:space="preserve"> Derive the adjoint Dirac equation −i(∂</w:t>
+            </w:r>
+            <w:r>
+              <w:rPr>
+                <w:vertAlign w:val="subscript"/>
+              </w:rPr>
+              <w:t>μ</w:t>
+            </w:r>
+            <w:r>
+              <w:t>ψ̄)γ</w:t>
+            </w:r>
+            <w:r>
+              <w:rPr>
+                <w:vertAlign w:val="superscript"/>
+              </w:rPr>
+              <w:t>μ</w:t>
+            </w:r>
+            <w:r>
+              <w:t xml:space="preserve"> − mψ̄ = 0 by varying ψ in ℒ = ψ̄(iγ</w:t>
+            </w:r>
+            <w:r>
+              <w:rPr>
+                <w:vertAlign w:val="superscript"/>
+              </w:rPr>
+              <w:t>μ</w:t>
+            </w:r>
+            <w:r>
+              <w:t>∂</w:t>
+            </w:r>
+            <w:r>
+              <w:rPr>
+                <w:vertAlign w:val="subscript"/>
+              </w:rPr>
+              <w:t>μ</w:t>
+            </w:r>
+            <w:r>
+              <w:t xml:space="preserve"> − m)ψ.</w:t>
             </w:r>
           </w:p>
         </w:tc>
@@ -3164,7 +4676,13 @@
           </w:tcPr>
           <w:p>
             <w:r>
-              <w:t>For the Yukawa theory of Worked example 3, verify the two equations of motion and identify the source of each field.</w:t>
+              <w:rPr>
+                <w:b/>
+              </w:rPr>
+              <w:t>Extension.</w:t>
+            </w:r>
+            <w:r>
+              <w:t xml:space="preserve"> For the Yukawa theory of Worked example 3, verify the two equations of motion and identify the source of each field.</w:t>
             </w:r>
           </w:p>
         </w:tc>
@@ -3202,7 +4720,148 @@
           </w:tcPr>
           <w:p>
             <w:r>
-              <w:t>Show that ∂(F_αβF^(αβ))/∂(∂_μA_ν) = 4F^(μν) by writing F_αβF^(αβ) = 2∂_αA_β∂^αA^β − 2∂_αA_β∂^βA^α and differentiating each term.</w:t>
+              <w:rPr>
+                <w:b/>
+              </w:rPr>
+              <w:t>Extension.</w:t>
+            </w:r>
+            <w:r>
+              <w:t xml:space="preserve"> Show that ∂(F</w:t>
+            </w:r>
+            <w:r>
+              <w:rPr>
+                <w:vertAlign w:val="subscript"/>
+              </w:rPr>
+              <w:t>αβ</w:t>
+            </w:r>
+            <w:r>
+              <w:t>F</w:t>
+            </w:r>
+            <w:r>
+              <w:rPr>
+                <w:vertAlign w:val="superscript"/>
+              </w:rPr>
+              <w:t>αβ</w:t>
+            </w:r>
+            <w:r>
+              <w:t>)/∂(∂</w:t>
+            </w:r>
+            <w:r>
+              <w:rPr>
+                <w:vertAlign w:val="subscript"/>
+              </w:rPr>
+              <w:t>μ</w:t>
+            </w:r>
+            <w:r>
+              <w:t>A</w:t>
+            </w:r>
+            <w:r>
+              <w:rPr>
+                <w:vertAlign w:val="subscript"/>
+              </w:rPr>
+              <w:t>ν</w:t>
+            </w:r>
+            <w:r>
+              <w:t>) = 4F</w:t>
+            </w:r>
+            <w:r>
+              <w:rPr>
+                <w:vertAlign w:val="superscript"/>
+              </w:rPr>
+              <w:t>μν</w:t>
+            </w:r>
+            <w:r>
+              <w:t xml:space="preserve"> by writing F</w:t>
+            </w:r>
+            <w:r>
+              <w:rPr>
+                <w:vertAlign w:val="subscript"/>
+              </w:rPr>
+              <w:t>αβ</w:t>
+            </w:r>
+            <w:r>
+              <w:t>F</w:t>
+            </w:r>
+            <w:r>
+              <w:rPr>
+                <w:vertAlign w:val="superscript"/>
+              </w:rPr>
+              <w:t>αβ</w:t>
+            </w:r>
+            <w:r>
+              <w:t xml:space="preserve"> = 2∂</w:t>
+            </w:r>
+            <w:r>
+              <w:rPr>
+                <w:vertAlign w:val="subscript"/>
+              </w:rPr>
+              <w:t>α</w:t>
+            </w:r>
+            <w:r>
+              <w:t>A</w:t>
+            </w:r>
+            <w:r>
+              <w:rPr>
+                <w:vertAlign w:val="subscript"/>
+              </w:rPr>
+              <w:t>β</w:t>
+            </w:r>
+            <w:r>
+              <w:t>∂</w:t>
+            </w:r>
+            <w:r>
+              <w:rPr>
+                <w:vertAlign w:val="superscript"/>
+              </w:rPr>
+              <w:t>α</w:t>
+            </w:r>
+            <w:r>
+              <w:t>A</w:t>
+            </w:r>
+            <w:r>
+              <w:rPr>
+                <w:vertAlign w:val="superscript"/>
+              </w:rPr>
+              <w:t>β</w:t>
+            </w:r>
+            <w:r>
+              <w:t xml:space="preserve"> − 2∂</w:t>
+            </w:r>
+            <w:r>
+              <w:rPr>
+                <w:vertAlign w:val="subscript"/>
+              </w:rPr>
+              <w:t>α</w:t>
+            </w:r>
+            <w:r>
+              <w:t>A</w:t>
+            </w:r>
+            <w:r>
+              <w:rPr>
+                <w:vertAlign w:val="subscript"/>
+              </w:rPr>
+              <w:t>β</w:t>
+            </w:r>
+            <w:r>
+              <w:t>∂</w:t>
+            </w:r>
+            <w:r>
+              <w:rPr>
+                <w:vertAlign w:val="superscript"/>
+              </w:rPr>
+              <w:t>β</w:t>
+            </w:r>
+            <w:r>
+              <w:t>A</w:t>
+            </w:r>
+            <w:r>
+              <w:rPr>
+                <w:vertAlign w:val="superscript"/>
+              </w:rPr>
+              <w:t>α</w:t>
+            </w:r>
+            <w:r>
+              <w:t xml:space="preserve"> and differentiating each term.</w:t>
             </w:r>
           </w:p>
         </w:tc>
@@ -3238,7 +4897,49 @@
           </w:tcPr>
           <w:p>
             <w:r>
-              <w:t>Using F₀ᵢ = Eᵢ and Fᵢⱼ = −εᵢⱼₖBₖ, show that the ν = i component of ∂_μF^(μν) = j^ν gives ∇×B − ∂_tE = j.</w:t>
+              <w:rPr>
+                <w:b/>
+              </w:rPr>
+              <w:t>Core.</w:t>
+            </w:r>
+            <w:r>
+              <w:t xml:space="preserve"> Using F₀ᵢ = Eᵢ and Fᵢⱼ = −εᵢⱼₖBₖ, show that the ν = i component of ∂</w:t>
+            </w:r>
+            <w:r>
+              <w:rPr>
+                <w:vertAlign w:val="subscript"/>
+              </w:rPr>
+              <w:t>μ</w:t>
+            </w:r>
+            <w:r>
+              <w:t>F</w:t>
+            </w:r>
+            <w:r>
+              <w:rPr>
+                <w:vertAlign w:val="superscript"/>
+              </w:rPr>
+              <w:t>μν</w:t>
+            </w:r>
+            <w:r>
+              <w:t xml:space="preserve"> = j</w:t>
+            </w:r>
+            <w:r>
+              <w:rPr>
+                <w:vertAlign w:val="superscript"/>
+              </w:rPr>
+              <w:t>ν</w:t>
+            </w:r>
+            <w:r>
+              <w:t xml:space="preserve"> gives ∇×B − ∂</w:t>
+            </w:r>
+            <w:r>
+              <w:rPr>
+                <w:vertAlign w:val="subscript"/>
+              </w:rPr>
+              <w:t>t</w:t>
+            </w:r>
+            <w:r>
+              <w:t>E = j.</w:t>
             </w:r>
           </w:p>
         </w:tc>
@@ -3276,7 +4977,67 @@
           </w:tcPr>
           <w:p>
             <w:r>
-              <w:t>Show that ∂_ν∂_μF^(μν) = 0 for any antisymmetric F^(μν) with smooth components, and conclude that ∂_νj^ν = 0.</w:t>
+              <w:rPr>
+                <w:b/>
+              </w:rPr>
+              <w:t>Extension.</w:t>
+            </w:r>
+            <w:r>
+              <w:t xml:space="preserve"> Show that ∂</w:t>
+            </w:r>
+            <w:r>
+              <w:rPr>
+                <w:vertAlign w:val="subscript"/>
+              </w:rPr>
+              <w:t>ν</w:t>
+            </w:r>
+            <w:r>
+              <w:t>∂</w:t>
+            </w:r>
+            <w:r>
+              <w:rPr>
+                <w:vertAlign w:val="subscript"/>
+              </w:rPr>
+              <w:t>μ</w:t>
+            </w:r>
+            <w:r>
+              <w:t>F</w:t>
+            </w:r>
+            <w:r>
+              <w:rPr>
+                <w:vertAlign w:val="superscript"/>
+              </w:rPr>
+              <w:t>μν</w:t>
+            </w:r>
+            <w:r>
+              <w:t xml:space="preserve"> = 0 for any antisymmetric F</w:t>
+            </w:r>
+            <w:r>
+              <w:rPr>
+                <w:vertAlign w:val="superscript"/>
+              </w:rPr>
+              <w:t>μν</w:t>
+            </w:r>
+            <w:r>
+              <w:t xml:space="preserve"> with smooth components, and conclude that ∂</w:t>
+            </w:r>
+            <w:r>
+              <w:rPr>
+                <w:vertAlign w:val="subscript"/>
+              </w:rPr>
+              <w:t>ν</w:t>
+            </w:r>
+            <w:r>
+              <w:t>j</w:t>
+            </w:r>
+            <w:r>
+              <w:rPr>
+                <w:vertAlign w:val="superscript"/>
+              </w:rPr>
+              <w:t>ν</w:t>
+            </w:r>
+            <w:r>
+              <w:t xml:space="preserve"> = 0.</w:t>
             </w:r>
           </w:p>
         </w:tc>
@@ -3312,7 +5073,103 @@
           </w:tcPr>
           <w:p>
             <w:r>
-              <w:t>Show that ∂_μF^(μν) = □A^ν − ∂^ν(∂_μA^μ), and conclude that in the Lorenz gauge ∂_μA^μ = 0 the Maxwell equation reduces to □A^ν = j^ν.</w:t>
+              <w:rPr>
+                <w:b/>
+              </w:rPr>
+              <w:t>Core.</w:t>
+            </w:r>
+            <w:r>
+              <w:t xml:space="preserve"> Show that ∂</w:t>
+            </w:r>
+            <w:r>
+              <w:rPr>
+                <w:vertAlign w:val="subscript"/>
+              </w:rPr>
+              <w:t>μ</w:t>
+            </w:r>
+            <w:r>
+              <w:t>F</w:t>
+            </w:r>
+            <w:r>
+              <w:rPr>
+                <w:vertAlign w:val="superscript"/>
+              </w:rPr>
+              <w:t>μν</w:t>
+            </w:r>
+            <w:r>
+              <w:t xml:space="preserve"> = □A</w:t>
+            </w:r>
+            <w:r>
+              <w:rPr>
+                <w:vertAlign w:val="superscript"/>
+              </w:rPr>
+              <w:t>ν</w:t>
+            </w:r>
+            <w:r>
+              <w:t xml:space="preserve"> − ∂</w:t>
+            </w:r>
+            <w:r>
+              <w:rPr>
+                <w:vertAlign w:val="superscript"/>
+              </w:rPr>
+              <w:t>ν</w:t>
+            </w:r>
+            <w:r>
+              <w:t>(∂</w:t>
+            </w:r>
+            <w:r>
+              <w:rPr>
+                <w:vertAlign w:val="subscript"/>
+              </w:rPr>
+              <w:t>μ</w:t>
+            </w:r>
+            <w:r>
+              <w:t>A</w:t>
+            </w:r>
+            <w:r>
+              <w:rPr>
+                <w:vertAlign w:val="superscript"/>
+              </w:rPr>
+              <w:t>μ</w:t>
+            </w:r>
+            <w:r>
+              <w:t>), and conclude that in the Lorenz gauge ∂</w:t>
+            </w:r>
+            <w:r>
+              <w:rPr>
+                <w:vertAlign w:val="subscript"/>
+              </w:rPr>
+              <w:t>μ</w:t>
+            </w:r>
+            <w:r>
+              <w:t>A</w:t>
+            </w:r>
+            <w:r>
+              <w:rPr>
+                <w:vertAlign w:val="superscript"/>
+              </w:rPr>
+              <w:t>μ</w:t>
+            </w:r>
+            <w:r>
+              <w:t xml:space="preserve"> = 0 the Maxwell equation reduces to □A</w:t>
+            </w:r>
+            <w:r>
+              <w:rPr>
+                <w:vertAlign w:val="superscript"/>
+              </w:rPr>
+              <w:t>ν</w:t>
+            </w:r>
+            <w:r>
+              <w:t xml:space="preserve"> = j</w:t>
+            </w:r>
+            <w:r>
+              <w:rPr>
+                <w:vertAlign w:val="superscript"/>
+              </w:rPr>
+              <w:t>ν</w:t>
+            </w:r>
+            <w:r>
+              <w:t>.</w:t>
             </w:r>
           </w:p>
         </w:tc>
@@ -3350,7 +5207,13 @@
           </w:tcPr>
           <w:p>
             <w:r>
-              <w:t>For the scalar Hamiltonian density, compute δH/δφ and δH/δπ, write Hamilton's equations, and eliminate π to recover the Klein–Gordon equation.</w:t>
+              <w:rPr>
+                <w:b/>
+              </w:rPr>
+              <w:t>Core.</w:t>
+            </w:r>
+            <w:r>
+              <w:t xml:space="preserve"> For the scalar Hamiltonian density, compute δH/δφ and δH/δπ, write Hamilton's equations, and eliminate π to recover the Klein–Gordon equation.</w:t>
             </w:r>
           </w:p>
         </w:tc>
@@ -3386,7 +5249,22 @@
           </w:tcPr>
           <w:p>
             <w:r>
-              <w:t>Verify that (−∇² + m²)(e^(−mr)/r) = 0 for r &gt; 0, and compute the range ℏc/(mc²) for m = 139.6 MeV using ℏc = 197.3 MeV fm.</w:t>
+              <w:rPr>
+                <w:b/>
+              </w:rPr>
+              <w:t>Core.</w:t>
+            </w:r>
+            <w:r>
+              <w:t xml:space="preserve"> Verify that (−∇² + m²)(e</w:t>
+            </w:r>
+            <w:r>
+              <w:rPr>
+                <w:vertAlign w:val="superscript"/>
+              </w:rPr>
+              <w:t>−mr</w:t>
+            </w:r>
+            <w:r>
+              <w:t>/r) = 0 for r &gt; 0, and compute the range ℏc/(mc²) for m = 139.6 MeV using ℏc = 197.3 MeV fm.</w:t>
             </w:r>
           </w:p>
         </w:tc>
@@ -3424,7 +5302,13 @@
           </w:tcPr>
           <w:p>
             <w:r>
-              <w:t>Show that the equation (□ + m²)φ = J for a static source J(x) reduces to (−∇² + m²)φ = J, and find the solution for a source J = g₁δ³(x − x₁) + g₂δ³(x − x₂) as a sum of two Yukawa functions.</w:t>
+              <w:rPr>
+                <w:b/>
+              </w:rPr>
+              <w:t>Core.</w:t>
+            </w:r>
+            <w:r>
+              <w:t xml:space="preserve"> Show that the equation (□ + m²)φ = J for a static source J(x) reduces to (−∇² + m²)φ = J, and find the solution for a source J = g₁δ³(x − x₁) + g₂δ³(x − x₂) as a sum of two Yukawa functions.</w:t>
             </w:r>
           </w:p>
         </w:tc>
@@ -3460,7 +5344,13 @@
           </w:tcPr>
           <w:p>
             <w:r>
-              <w:t>Explain what would be added to the derivation of Section 1 if the variation δφ did not vanish on the boundary of Ω, and why the field equation itself is unaffected.</w:t>
+              <w:rPr>
+                <w:b/>
+              </w:rPr>
+              <w:t>Extension.</w:t>
+            </w:r>
+            <w:r>
+              <w:t xml:space="preserve"> Explain what would be added to the derivation of Section 1 if the variation δφ did not vanish on the boundary of Ω, and why the field equation itself is unaffected.</w:t>
             </w:r>
           </w:p>
         </w:tc>
@@ -3498,7 +5388,22 @@
           </w:tcPr>
           <w:p>
             <w:r>
-              <w:t>Challenge: for static sources J, show that the field energy H = ∫d³x[(1/2)(∇φ)² + (1/2)m²φ² − Jφ] evaluated on the solution equals −(1/2)∫d³x Jφ, and use the two-source solution of Exercise 14 to show that the interaction energy of the two sources is −g₁g₂e^(−mr)/(4πr) with r = |x₁ − x₂|. Explain why this means a scalar field attracts like sources.</w:t>
+              <w:rPr>
+                <w:b/>
+              </w:rPr>
+              <w:t>Challenge.</w:t>
+            </w:r>
+            <w:r>
+              <w:t xml:space="preserve"> For static sources J, show that the field energy H = ∫d³x[(1/2)(∇φ)² + (1/2)m²φ² − Jφ] evaluated on the solution equals −(1/2)∫d³x Jφ, and use the two-source solution of Exercise 14 to show that the interaction energy of the two sources is −g₁g₂e</w:t>
+            </w:r>
+            <w:r>
+              <w:rPr>
+                <w:vertAlign w:val="superscript"/>
+              </w:rPr>
+              <w:t>−mr</w:t>
+            </w:r>
+            <w:r>
+              <w:t>/(4πr) with r = |x₁ − x₂|. Explain why this means a scalar field attracts like sources.</w:t>
             </w:r>
           </w:p>
         </w:tc>
@@ -3515,6 +5420,14 @@
     <w:p>
       <w:r>
         <w:rPr>
+          <w:i/>
+        </w:rPr>
+        <w:t>Attempt each exercise before reading its solution. If you are stuck, read only the first sentence of the solution, then try again.</w:t>
+      </w:r>
+    </w:p>
+    <w:p>
+      <w:r>
+        <w:rPr>
           <w:b/>
         </w:rPr>
         <w:t>1.</w:t>
@@ -3523,7 +5436,106 @@
         <w:t xml:space="preserve"> </w:t>
       </w:r>
       <w:r>
-        <w:t>δS = ∫d⁴x{(∂ℒ/∂φ)δφ + [∂ℒ/∂(∂_μφ)]∂_μδφ}. Writing [∂ℒ/∂(∂_μφ)]∂_μδφ = ∂_μ{[∂ℒ/∂(∂_μφ)]δφ} − ∂_μ[∂ℒ/∂(∂_μφ)]δφ, the first term is a total derivative whose integral is a surface integral of [∂ℒ/∂(∂_μφ)]δφ over the boundary of Ω. It vanishes if δφ = 0 on the boundary. What remains is δS = ∫d⁴x{∂ℒ/∂φ − ∂_μ[∂ℒ/∂(∂_μφ)]}δφ, and since δφ is arbitrary in the interior the bracket must vanish.</w:t>
+        <w:t>δS = ∫d⁴x{(∂ℒ/∂φ)δφ + [∂ℒ/∂(∂</w:t>
+      </w:r>
+      <w:r>
+        <w:rPr>
+          <w:vertAlign w:val="subscript"/>
+        </w:rPr>
+        <w:t>μ</w:t>
+      </w:r>
+      <w:r>
+        <w:t>φ)]∂</w:t>
+      </w:r>
+      <w:r>
+        <w:rPr>
+          <w:vertAlign w:val="subscript"/>
+        </w:rPr>
+        <w:t>μ</w:t>
+      </w:r>
+      <w:r>
+        <w:t>δφ}. Writing [∂ℒ/∂(∂</w:t>
+      </w:r>
+      <w:r>
+        <w:rPr>
+          <w:vertAlign w:val="subscript"/>
+        </w:rPr>
+        <w:t>μ</w:t>
+      </w:r>
+      <w:r>
+        <w:t>φ)]∂</w:t>
+      </w:r>
+      <w:r>
+        <w:rPr>
+          <w:vertAlign w:val="subscript"/>
+        </w:rPr>
+        <w:t>μ</w:t>
+      </w:r>
+      <w:r>
+        <w:t>δφ = ∂</w:t>
+      </w:r>
+      <w:r>
+        <w:rPr>
+          <w:vertAlign w:val="subscript"/>
+        </w:rPr>
+        <w:t>μ</w:t>
+      </w:r>
+      <w:r>
+        <w:t>{[∂ℒ/∂(∂</w:t>
+      </w:r>
+      <w:r>
+        <w:rPr>
+          <w:vertAlign w:val="subscript"/>
+        </w:rPr>
+        <w:t>μ</w:t>
+      </w:r>
+      <w:r>
+        <w:t>φ)]δφ} − ∂</w:t>
+      </w:r>
+      <w:r>
+        <w:rPr>
+          <w:vertAlign w:val="subscript"/>
+        </w:rPr>
+        <w:t>μ</w:t>
+      </w:r>
+      <w:r>
+        <w:t>[∂ℒ/∂(∂</w:t>
+      </w:r>
+      <w:r>
+        <w:rPr>
+          <w:vertAlign w:val="subscript"/>
+        </w:rPr>
+        <w:t>μ</w:t>
+      </w:r>
+      <w:r>
+        <w:t>φ)]δφ, the first term is a total derivative whose integral is a surface integral of [∂ℒ/∂(∂</w:t>
+      </w:r>
+      <w:r>
+        <w:rPr>
+          <w:vertAlign w:val="subscript"/>
+        </w:rPr>
+        <w:t>μ</w:t>
+      </w:r>
+      <w:r>
+        <w:t>φ)]δφ over the boundary of Ω. It vanishes if δφ = 0 on the boundary. What remains is δS = ∫d⁴x{∂ℒ/∂φ − ∂</w:t>
+      </w:r>
+      <w:r>
+        <w:rPr>
+          <w:vertAlign w:val="subscript"/>
+        </w:rPr>
+        <w:t>μ</w:t>
+      </w:r>
+      <w:r>
+        <w:t>[∂ℒ/∂(∂</w:t>
+      </w:r>
+      <w:r>
+        <w:rPr>
+          <w:vertAlign w:val="subscript"/>
+        </w:rPr>
+        <w:t>μ</w:t>
+      </w:r>
+      <w:r>
+        <w:t>φ)]}δφ, and since δφ is arbitrary in the interior the bracket must vanish.</w:t>
       </w:r>
     </w:p>
     <w:p>
@@ -3537,7 +5549,43 @@
         <w:t xml:space="preserve"> </w:t>
       </w:r>
       <w:r>
-        <w:t>For φ₁: ∂ℒ/∂φ₁ = −m₁²φ₁ − (g/2)φ₂² and ∂ℒ/∂(∂_μφ₁) = ∂^μφ₁, so −m₁²φ₁ − (g/2)φ₂² − □φ₁ = 0, that is (□ + m₁²)φ₁ = −(g/2)φ₂². For φ₂: ∂ℒ/∂φ₂ = −m₂²φ₂ − gφ₁φ₂ and ∂ℒ/∂(∂_μφ₂) = ∂^μφ₂, so (□ + m₂²)φ₂ = −gφ₁φ₂. Each field is sourced by a product involving the other.</w:t>
+        <w:t>For φ₁: ∂ℒ/∂φ₁ = −m₁²φ₁ − (g/2)φ₂² and ∂ℒ/∂(∂</w:t>
+      </w:r>
+      <w:r>
+        <w:rPr>
+          <w:vertAlign w:val="subscript"/>
+        </w:rPr>
+        <w:t>μ</w:t>
+      </w:r>
+      <w:r>
+        <w:t>φ₁) = ∂</w:t>
+      </w:r>
+      <w:r>
+        <w:rPr>
+          <w:vertAlign w:val="superscript"/>
+        </w:rPr>
+        <w:t>μ</w:t>
+      </w:r>
+      <w:r>
+        <w:t>φ₁, so −m₁²φ₁ − (g/2)φ₂² − □φ₁ = 0, that is (□ + m₁²)φ₁ = −(g/2)φ₂². For φ₂: ∂ℒ/∂φ₂ = −m₂²φ₂ − gφ₁φ₂ and ∂ℒ/∂(∂</w:t>
+      </w:r>
+      <w:r>
+        <w:rPr>
+          <w:vertAlign w:val="subscript"/>
+        </w:rPr>
+        <w:t>μ</w:t>
+      </w:r>
+      <w:r>
+        <w:t>φ₂) = ∂</w:t>
+      </w:r>
+      <w:r>
+        <w:rPr>
+          <w:vertAlign w:val="superscript"/>
+        </w:rPr>
+        <w:t>μ</w:t>
+      </w:r>
+      <w:r>
+        <w:t>φ₂, so (□ + m₂²)φ₂ = −gφ₁φ₂. Each field is sourced by a product involving the other.</w:t>
       </w:r>
     </w:p>
     <w:p>
@@ -3551,7 +5599,16 @@
         <w:t xml:space="preserve"> </w:t>
       </w:r>
       <w:r>
-        <w:t>∂ℒ/∂φ̇ = φ̇ and ∂ℒ/∂(∂ᵢφ) = −∂ᵢφ for each spatial i, while ∂ℒ/∂φ = −m²φ. The component form of the equation is ∂ℒ/∂φ − ∂_t(∂ℒ/∂φ̇) − ∂ᵢ[∂ℒ/∂(∂ᵢφ)] = −m²φ − φ̈ + ∂ᵢ∂ᵢφ = −m²φ − φ̈ + ∇²φ = 0, that is φ̈ − ∇²φ + m²φ = (□ + m²)φ = 0.</w:t>
+        <w:t>∂ℒ/∂φ̇ = φ̇ and ∂ℒ/∂(∂ᵢφ) = −∂ᵢφ for each spatial i, while ∂ℒ/∂φ = −m²φ. The component form of the equation is ∂ℒ/∂φ − ∂</w:t>
+      </w:r>
+      <w:r>
+        <w:rPr>
+          <w:vertAlign w:val="subscript"/>
+        </w:rPr>
+        <w:t>t</w:t>
+      </w:r>
+      <w:r>
+        <w:t>(∂ℒ/∂φ̇) − ∂ᵢ[∂ℒ/∂(∂ᵢφ)] = −m²φ − φ̈ + ∂ᵢ∂ᵢφ = −m²φ − φ̈ + ∇²φ = 0, that is φ̈ − ∇²φ + m²φ = (□ + m²)φ = 0.</w:t>
       </w:r>
     </w:p>
     <w:p>
@@ -3565,7 +5622,25 @@
         <w:t xml:space="preserve"> </w:t>
       </w:r>
       <w:r>
-        <w:t>With −(λ/4!)φ⁴, ∂ℒ/∂φ = −m²φ − (λ/6)φ³, and ∂_μ[∂ℒ/∂(∂_μφ)] = □φ, so −m²φ − (λ/6)φ³ − □φ = 0, that is (□ + m²)φ = −(λ/6)φ³. A constant φ has □φ = 0, so the equation becomes m²φ = −(λ/6)φ³, that is m²φ + (λ/6)φ³ = 0, which is V′(φ) = 0 for the potential of Lesson 26, Exercise 13.</w:t>
+        <w:t>With −(λ/4!)φ⁴, ∂ℒ/∂φ = −m²φ − (λ/6)φ³, and ∂</w:t>
+      </w:r>
+      <w:r>
+        <w:rPr>
+          <w:vertAlign w:val="subscript"/>
+        </w:rPr>
+        <w:t>μ</w:t>
+      </w:r>
+      <w:r>
+        <w:t>[∂ℒ/∂(∂</w:t>
+      </w:r>
+      <w:r>
+        <w:rPr>
+          <w:vertAlign w:val="subscript"/>
+        </w:rPr>
+        <w:t>μ</w:t>
+      </w:r>
+      <w:r>
+        <w:t>φ)] = □φ, so −m²φ − (λ/6)φ³ − □φ = 0, that is (□ + m²)φ = −(λ/6)φ³. A constant φ has □φ = 0, so the equation becomes m²φ = −(λ/6)φ³, that is m²φ + (λ/6)φ³ = 0, which is V′(φ) = 0 for the potential of Lesson 26, Exercise 13.</w:t>
       </w:r>
     </w:p>
     <w:p>
@@ -3579,7 +5654,43 @@
         <w:t xml:space="preserve"> </w:t>
       </w:r>
       <w:r>
-        <w:t>Write φ = a + ib. An arbitrary variation is δφ = δa + iδb with δa and δb independent real functions, and δφ* = δa − iδb. Requiring δS = 0 for independent δa and δb is equivalent to requiring the coefficients of δφ and δφ* to vanish separately. Varying φ*: ∂ℒ/∂φ* = −m²φ and ∂ℒ/∂(∂_μφ*) = ∂^μφ, so (□ + m²)φ = 0. Varying φ: ∂ℒ/∂φ = −m²φ* and ∂ℒ/∂(∂_μφ) = ∂^μφ*, so (□ + m²)φ* = 0.</w:t>
+        <w:t>Write φ = a + ib. An arbitrary variation is δφ = δa + iδb with δa and δb independent real functions, and δφ* = δa − iδb. Requiring δS = 0 for independent δa and δb is equivalent to requiring the coefficients of δφ and δφ* to vanish separately. Varying φ*: ∂ℒ/∂φ* = −m²φ and ∂ℒ/∂(∂</w:t>
+      </w:r>
+      <w:r>
+        <w:rPr>
+          <w:vertAlign w:val="subscript"/>
+        </w:rPr>
+        <w:t>μ</w:t>
+      </w:r>
+      <w:r>
+        <w:t>φ*) = ∂</w:t>
+      </w:r>
+      <w:r>
+        <w:rPr>
+          <w:vertAlign w:val="superscript"/>
+        </w:rPr>
+        <w:t>μ</w:t>
+      </w:r>
+      <w:r>
+        <w:t>φ, so (□ + m²)φ = 0. Varying φ: ∂ℒ/∂φ = −m²φ* and ∂ℒ/∂(∂</w:t>
+      </w:r>
+      <w:r>
+        <w:rPr>
+          <w:vertAlign w:val="subscript"/>
+        </w:rPr>
+        <w:t>μ</w:t>
+      </w:r>
+      <w:r>
+        <w:t>φ) = ∂</w:t>
+      </w:r>
+      <w:r>
+        <w:rPr>
+          <w:vertAlign w:val="superscript"/>
+        </w:rPr>
+        <w:t>μ</w:t>
+      </w:r>
+      <w:r>
+        <w:t>φ*, so (□ + m²)φ* = 0.</w:t>
       </w:r>
     </w:p>
     <w:p>
@@ -3593,7 +5704,79 @@
         <w:t xml:space="preserve"> </w:t>
       </w:r>
       <w:r>
-        <w:t>With ℒ = iψ̄γ^μ∂_μψ − mψ̄ψ, ∂ℒ/∂ψ = −mψ̄ and ∂ℒ/∂(∂_μψ) = iψ̄γ^μ. The equation −mψ̄ − ∂_μ(iψ̄γ^μ) = 0 becomes −i(∂_μψ̄)γ^μ − mψ̄ = 0, the adjoint Dirac equation of Lesson 24.</w:t>
+        <w:t>With ℒ = iψ̄γ</w:t>
+      </w:r>
+      <w:r>
+        <w:rPr>
+          <w:vertAlign w:val="superscript"/>
+        </w:rPr>
+        <w:t>μ</w:t>
+      </w:r>
+      <w:r>
+        <w:t>∂</w:t>
+      </w:r>
+      <w:r>
+        <w:rPr>
+          <w:vertAlign w:val="subscript"/>
+        </w:rPr>
+        <w:t>μ</w:t>
+      </w:r>
+      <w:r>
+        <w:t>ψ − mψ̄ψ, ∂ℒ/∂ψ = −mψ̄ and ∂ℒ/∂(∂</w:t>
+      </w:r>
+      <w:r>
+        <w:rPr>
+          <w:vertAlign w:val="subscript"/>
+        </w:rPr>
+        <w:t>μ</w:t>
+      </w:r>
+      <w:r>
+        <w:t>ψ) = iψ̄γ</w:t>
+      </w:r>
+      <w:r>
+        <w:rPr>
+          <w:vertAlign w:val="superscript"/>
+        </w:rPr>
+        <w:t>μ</w:t>
+      </w:r>
+      <w:r>
+        <w:t>. The equation −mψ̄ − ∂</w:t>
+      </w:r>
+      <w:r>
+        <w:rPr>
+          <w:vertAlign w:val="subscript"/>
+        </w:rPr>
+        <w:t>μ</w:t>
+      </w:r>
+      <w:r>
+        <w:t>(iψ̄γ</w:t>
+      </w:r>
+      <w:r>
+        <w:rPr>
+          <w:vertAlign w:val="superscript"/>
+        </w:rPr>
+        <w:t>μ</w:t>
+      </w:r>
+      <w:r>
+        <w:t>) = 0 becomes −i(∂</w:t>
+      </w:r>
+      <w:r>
+        <w:rPr>
+          <w:vertAlign w:val="subscript"/>
+        </w:rPr>
+        <w:t>μ</w:t>
+      </w:r>
+      <w:r>
+        <w:t>ψ̄)γ</w:t>
+      </w:r>
+      <w:r>
+        <w:rPr>
+          <w:vertAlign w:val="superscript"/>
+        </w:rPr>
+        <w:t>μ</w:t>
+      </w:r>
+      <w:r>
+        <w:t xml:space="preserve"> − mψ̄ = 0, the adjoint Dirac equation of Lesson 24.</w:t>
       </w:r>
     </w:p>
     <w:p>
@@ -3607,7 +5790,61 @@
         <w:t xml:space="preserve"> </w:t>
       </w:r>
       <w:r>
-        <w:t>Varying ψ̄: ∂ℒ/∂ψ̄ = (iγ^μ∂_μ − m − gφ)ψ, so (iγ^μ∂_μ − m − gφ)ψ = 0, with the scalar field acting as a position-dependent addition to the mass. Varying φ: ∂ℒ/∂φ = −M²φ − gψ̄ψ and ∂ℒ/∂(∂_μφ) = ∂^μφ, so (□ + M²)φ = −gψ̄ψ. The source of φ is the fermion bilinear −gψ̄ψ, and the source of ψ is the term gφψ.</w:t>
+        <w:t>Varying ψ̄: ∂ℒ/∂ψ̄ = (iγ</w:t>
+      </w:r>
+      <w:r>
+        <w:rPr>
+          <w:vertAlign w:val="superscript"/>
+        </w:rPr>
+        <w:t>μ</w:t>
+      </w:r>
+      <w:r>
+        <w:t>∂</w:t>
+      </w:r>
+      <w:r>
+        <w:rPr>
+          <w:vertAlign w:val="subscript"/>
+        </w:rPr>
+        <w:t>μ</w:t>
+      </w:r>
+      <w:r>
+        <w:t xml:space="preserve"> − m − gφ)ψ, so (iγ</w:t>
+      </w:r>
+      <w:r>
+        <w:rPr>
+          <w:vertAlign w:val="superscript"/>
+        </w:rPr>
+        <w:t>μ</w:t>
+      </w:r>
+      <w:r>
+        <w:t>∂</w:t>
+      </w:r>
+      <w:r>
+        <w:rPr>
+          <w:vertAlign w:val="subscript"/>
+        </w:rPr>
+        <w:t>μ</w:t>
+      </w:r>
+      <w:r>
+        <w:t xml:space="preserve"> − m − gφ)ψ = 0, with the scalar field acting as a position-dependent addition to the mass. Varying φ: ∂ℒ/∂φ = −M²φ − gψ̄ψ and ∂ℒ/∂(∂</w:t>
+      </w:r>
+      <w:r>
+        <w:rPr>
+          <w:vertAlign w:val="subscript"/>
+        </w:rPr>
+        <w:t>μ</w:t>
+      </w:r>
+      <w:r>
+        <w:t>φ) = ∂</w:t>
+      </w:r>
+      <w:r>
+        <w:rPr>
+          <w:vertAlign w:val="superscript"/>
+        </w:rPr>
+        <w:t>μ</w:t>
+      </w:r>
+      <w:r>
+        <w:t>φ, so (□ + M²)φ = −gψ̄ψ. The source of φ is the fermion bilinear −gψ̄ψ, and the source of ψ is the term gφψ.</w:t>
       </w:r>
     </w:p>
     <w:p>
@@ -3621,7 +5858,430 @@
         <w:t xml:space="preserve"> </w:t>
       </w:r>
       <w:r>
-        <w:t>Write F_αβF^(αβ) = (∂_αA_β − ∂_βA_α)(∂^αA^β − ∂^βA^α) = 2∂_αA_β∂^αA^β − 2∂_αA_β∂^βA^α. Differentiating 2∂_αA_β∂^αA^β with respect to ∂_μA_ν, each of the two identical factors contributes ∂^μA^ν, giving 4∂^μA^ν. For −2∂_αA_β∂^βA^α, the factor ∂_αA_β with α = μ, β = ν leaves ∂^νA^μ, and the factor ∂^βA^α with the same identification also leaves ∂^νA^μ, so the derivative is −4∂^νA^μ. The total is 4(∂^μA^ν − ∂^νA^μ) = 4F^(μν).</w:t>
+        <w:t>Write F</w:t>
+      </w:r>
+      <w:r>
+        <w:rPr>
+          <w:vertAlign w:val="subscript"/>
+        </w:rPr>
+        <w:t>αβ</w:t>
+      </w:r>
+      <w:r>
+        <w:t>F</w:t>
+      </w:r>
+      <w:r>
+        <w:rPr>
+          <w:vertAlign w:val="superscript"/>
+        </w:rPr>
+        <w:t>αβ</w:t>
+      </w:r>
+      <w:r>
+        <w:t xml:space="preserve"> = (∂</w:t>
+      </w:r>
+      <w:r>
+        <w:rPr>
+          <w:vertAlign w:val="subscript"/>
+        </w:rPr>
+        <w:t>α</w:t>
+      </w:r>
+      <w:r>
+        <w:t>A</w:t>
+      </w:r>
+      <w:r>
+        <w:rPr>
+          <w:vertAlign w:val="subscript"/>
+        </w:rPr>
+        <w:t>β</w:t>
+      </w:r>
+      <w:r>
+        <w:t xml:space="preserve"> − ∂</w:t>
+      </w:r>
+      <w:r>
+        <w:rPr>
+          <w:vertAlign w:val="subscript"/>
+        </w:rPr>
+        <w:t>β</w:t>
+      </w:r>
+      <w:r>
+        <w:t>A</w:t>
+      </w:r>
+      <w:r>
+        <w:rPr>
+          <w:vertAlign w:val="subscript"/>
+        </w:rPr>
+        <w:t>α</w:t>
+      </w:r>
+      <w:r>
+        <w:t>)(∂</w:t>
+      </w:r>
+      <w:r>
+        <w:rPr>
+          <w:vertAlign w:val="superscript"/>
+        </w:rPr>
+        <w:t>α</w:t>
+      </w:r>
+      <w:r>
+        <w:t>A</w:t>
+      </w:r>
+      <w:r>
+        <w:rPr>
+          <w:vertAlign w:val="superscript"/>
+        </w:rPr>
+        <w:t>β</w:t>
+      </w:r>
+      <w:r>
+        <w:t xml:space="preserve"> − ∂</w:t>
+      </w:r>
+      <w:r>
+        <w:rPr>
+          <w:vertAlign w:val="superscript"/>
+        </w:rPr>
+        <w:t>β</w:t>
+      </w:r>
+      <w:r>
+        <w:t>A</w:t>
+      </w:r>
+      <w:r>
+        <w:rPr>
+          <w:vertAlign w:val="superscript"/>
+        </w:rPr>
+        <w:t>α</w:t>
+      </w:r>
+      <w:r>
+        <w:t>) = 2∂</w:t>
+      </w:r>
+      <w:r>
+        <w:rPr>
+          <w:vertAlign w:val="subscript"/>
+        </w:rPr>
+        <w:t>α</w:t>
+      </w:r>
+      <w:r>
+        <w:t>A</w:t>
+      </w:r>
+      <w:r>
+        <w:rPr>
+          <w:vertAlign w:val="subscript"/>
+        </w:rPr>
+        <w:t>β</w:t>
+      </w:r>
+      <w:r>
+        <w:t>∂</w:t>
+      </w:r>
+      <w:r>
+        <w:rPr>
+          <w:vertAlign w:val="superscript"/>
+        </w:rPr>
+        <w:t>α</w:t>
+      </w:r>
+      <w:r>
+        <w:t>A</w:t>
+      </w:r>
+      <w:r>
+        <w:rPr>
+          <w:vertAlign w:val="superscript"/>
+        </w:rPr>
+        <w:t>β</w:t>
+      </w:r>
+      <w:r>
+        <w:t xml:space="preserve"> − 2∂</w:t>
+      </w:r>
+      <w:r>
+        <w:rPr>
+          <w:vertAlign w:val="subscript"/>
+        </w:rPr>
+        <w:t>α</w:t>
+      </w:r>
+      <w:r>
+        <w:t>A</w:t>
+      </w:r>
+      <w:r>
+        <w:rPr>
+          <w:vertAlign w:val="subscript"/>
+        </w:rPr>
+        <w:t>β</w:t>
+      </w:r>
+      <w:r>
+        <w:t>∂</w:t>
+      </w:r>
+      <w:r>
+        <w:rPr>
+          <w:vertAlign w:val="superscript"/>
+        </w:rPr>
+        <w:t>β</w:t>
+      </w:r>
+      <w:r>
+        <w:t>A</w:t>
+      </w:r>
+      <w:r>
+        <w:rPr>
+          <w:vertAlign w:val="superscript"/>
+        </w:rPr>
+        <w:t>α</w:t>
+      </w:r>
+      <w:r>
+        <w:t>. Differentiating 2∂</w:t>
+      </w:r>
+      <w:r>
+        <w:rPr>
+          <w:vertAlign w:val="subscript"/>
+        </w:rPr>
+        <w:t>α</w:t>
+      </w:r>
+      <w:r>
+        <w:t>A</w:t>
+      </w:r>
+      <w:r>
+        <w:rPr>
+          <w:vertAlign w:val="subscript"/>
+        </w:rPr>
+        <w:t>β</w:t>
+      </w:r>
+      <w:r>
+        <w:t>∂</w:t>
+      </w:r>
+      <w:r>
+        <w:rPr>
+          <w:vertAlign w:val="superscript"/>
+        </w:rPr>
+        <w:t>α</w:t>
+      </w:r>
+      <w:r>
+        <w:t>A</w:t>
+      </w:r>
+      <w:r>
+        <w:rPr>
+          <w:vertAlign w:val="superscript"/>
+        </w:rPr>
+        <w:t>β</w:t>
+      </w:r>
+      <w:r>
+        <w:t xml:space="preserve"> with respect to ∂</w:t>
+      </w:r>
+      <w:r>
+        <w:rPr>
+          <w:vertAlign w:val="subscript"/>
+        </w:rPr>
+        <w:t>μ</w:t>
+      </w:r>
+      <w:r>
+        <w:t>A</w:t>
+      </w:r>
+      <w:r>
+        <w:rPr>
+          <w:vertAlign w:val="subscript"/>
+        </w:rPr>
+        <w:t>ν</w:t>
+      </w:r>
+      <w:r>
+        <w:t>, each of the two identical factors contributes ∂</w:t>
+      </w:r>
+      <w:r>
+        <w:rPr>
+          <w:vertAlign w:val="superscript"/>
+        </w:rPr>
+        <w:t>μ</w:t>
+      </w:r>
+      <w:r>
+        <w:t>A</w:t>
+      </w:r>
+      <w:r>
+        <w:rPr>
+          <w:vertAlign w:val="superscript"/>
+        </w:rPr>
+        <w:t>ν</w:t>
+      </w:r>
+      <w:r>
+        <w:t>, giving 4∂</w:t>
+      </w:r>
+      <w:r>
+        <w:rPr>
+          <w:vertAlign w:val="superscript"/>
+        </w:rPr>
+        <w:t>μ</w:t>
+      </w:r>
+      <w:r>
+        <w:t>A</w:t>
+      </w:r>
+      <w:r>
+        <w:rPr>
+          <w:vertAlign w:val="superscript"/>
+        </w:rPr>
+        <w:t>ν</w:t>
+      </w:r>
+      <w:r>
+        <w:t>. For −2∂</w:t>
+      </w:r>
+      <w:r>
+        <w:rPr>
+          <w:vertAlign w:val="subscript"/>
+        </w:rPr>
+        <w:t>α</w:t>
+      </w:r>
+      <w:r>
+        <w:t>A</w:t>
+      </w:r>
+      <w:r>
+        <w:rPr>
+          <w:vertAlign w:val="subscript"/>
+        </w:rPr>
+        <w:t>β</w:t>
+      </w:r>
+      <w:r>
+        <w:t>∂</w:t>
+      </w:r>
+      <w:r>
+        <w:rPr>
+          <w:vertAlign w:val="superscript"/>
+        </w:rPr>
+        <w:t>β</w:t>
+      </w:r>
+      <w:r>
+        <w:t>A</w:t>
+      </w:r>
+      <w:r>
+        <w:rPr>
+          <w:vertAlign w:val="superscript"/>
+        </w:rPr>
+        <w:t>α</w:t>
+      </w:r>
+      <w:r>
+        <w:t>, the factor ∂</w:t>
+      </w:r>
+      <w:r>
+        <w:rPr>
+          <w:vertAlign w:val="subscript"/>
+        </w:rPr>
+        <w:t>α</w:t>
+      </w:r>
+      <w:r>
+        <w:t>A</w:t>
+      </w:r>
+      <w:r>
+        <w:rPr>
+          <w:vertAlign w:val="subscript"/>
+        </w:rPr>
+        <w:t>β</w:t>
+      </w:r>
+      <w:r>
+        <w:t xml:space="preserve"> with α = μ, β = ν leaves ∂</w:t>
+      </w:r>
+      <w:r>
+        <w:rPr>
+          <w:vertAlign w:val="superscript"/>
+        </w:rPr>
+        <w:t>ν</w:t>
+      </w:r>
+      <w:r>
+        <w:t>A</w:t>
+      </w:r>
+      <w:r>
+        <w:rPr>
+          <w:vertAlign w:val="superscript"/>
+        </w:rPr>
+        <w:t>μ</w:t>
+      </w:r>
+      <w:r>
+        <w:t>, and the factor ∂</w:t>
+      </w:r>
+      <w:r>
+        <w:rPr>
+          <w:vertAlign w:val="superscript"/>
+        </w:rPr>
+        <w:t>β</w:t>
+      </w:r>
+      <w:r>
+        <w:t>A</w:t>
+      </w:r>
+      <w:r>
+        <w:rPr>
+          <w:vertAlign w:val="superscript"/>
+        </w:rPr>
+        <w:t>α</w:t>
+      </w:r>
+      <w:r>
+        <w:t xml:space="preserve"> with the same identification also leaves ∂</w:t>
+      </w:r>
+      <w:r>
+        <w:rPr>
+          <w:vertAlign w:val="superscript"/>
+        </w:rPr>
+        <w:t>ν</w:t>
+      </w:r>
+      <w:r>
+        <w:t>A</w:t>
+      </w:r>
+      <w:r>
+        <w:rPr>
+          <w:vertAlign w:val="superscript"/>
+        </w:rPr>
+        <w:t>μ</w:t>
+      </w:r>
+      <w:r>
+        <w:t>, so the derivative is −4∂</w:t>
+      </w:r>
+      <w:r>
+        <w:rPr>
+          <w:vertAlign w:val="superscript"/>
+        </w:rPr>
+        <w:t>ν</w:t>
+      </w:r>
+      <w:r>
+        <w:t>A</w:t>
+      </w:r>
+      <w:r>
+        <w:rPr>
+          <w:vertAlign w:val="superscript"/>
+        </w:rPr>
+        <w:t>μ</w:t>
+      </w:r>
+      <w:r>
+        <w:t>. The total is 4(∂</w:t>
+      </w:r>
+      <w:r>
+        <w:rPr>
+          <w:vertAlign w:val="superscript"/>
+        </w:rPr>
+        <w:t>μ</w:t>
+      </w:r>
+      <w:r>
+        <w:t>A</w:t>
+      </w:r>
+      <w:r>
+        <w:rPr>
+          <w:vertAlign w:val="superscript"/>
+        </w:rPr>
+        <w:t>ν</w:t>
+      </w:r>
+      <w:r>
+        <w:t xml:space="preserve"> − ∂</w:t>
+      </w:r>
+      <w:r>
+        <w:rPr>
+          <w:vertAlign w:val="superscript"/>
+        </w:rPr>
+        <w:t>ν</w:t>
+      </w:r>
+      <w:r>
+        <w:t>A</w:t>
+      </w:r>
+      <w:r>
+        <w:rPr>
+          <w:vertAlign w:val="superscript"/>
+        </w:rPr>
+        <w:t>μ</w:t>
+      </w:r>
+      <w:r>
+        <w:t>) = 4F</w:t>
+      </w:r>
+      <w:r>
+        <w:rPr>
+          <w:vertAlign w:val="superscript"/>
+        </w:rPr>
+        <w:t>μν</w:t>
+      </w:r>
+      <w:r>
+        <w:t>.</w:t>
       </w:r>
     </w:p>
     <w:p>
@@ -3635,7 +6295,97 @@
         <w:t xml:space="preserve"> </w:t>
       </w:r>
       <w:r>
-        <w:t>For ν = i, ∂_μF^(μi) = ∂_0F^(0i) + ∂ⱼF^(ji). With F^(0i) = −F₀ᵢ = −Eᵢ, the first term is −∂_tEᵢ. With F^(ji) = Fⱼᵢ = −εⱼᵢₖBₖ = εᵢⱼₖBₖ, the second term is εᵢⱼₖ∂ⱼBₖ = (∇×B)ᵢ. The equation is −∂_tEᵢ + (∇×B)ᵢ = jⁱ, that is ∇×B − ∂_tE = j, the Ampère Maxwell law.</w:t>
+        <w:t>For ν = i, ∂</w:t>
+      </w:r>
+      <w:r>
+        <w:rPr>
+          <w:vertAlign w:val="subscript"/>
+        </w:rPr>
+        <w:t>μ</w:t>
+      </w:r>
+      <w:r>
+        <w:t>F</w:t>
+      </w:r>
+      <w:r>
+        <w:rPr>
+          <w:vertAlign w:val="superscript"/>
+        </w:rPr>
+        <w:t>μi</w:t>
+      </w:r>
+      <w:r>
+        <w:t xml:space="preserve"> = ∂</w:t>
+      </w:r>
+      <w:r>
+        <w:rPr>
+          <w:vertAlign w:val="subscript"/>
+        </w:rPr>
+        <w:t>0</w:t>
+      </w:r>
+      <w:r>
+        <w:t>F</w:t>
+      </w:r>
+      <w:r>
+        <w:rPr>
+          <w:vertAlign w:val="superscript"/>
+        </w:rPr>
+        <w:t>0i</w:t>
+      </w:r>
+      <w:r>
+        <w:t xml:space="preserve"> + ∂ⱼF</w:t>
+      </w:r>
+      <w:r>
+        <w:rPr>
+          <w:vertAlign w:val="superscript"/>
+        </w:rPr>
+        <w:t>ji</w:t>
+      </w:r>
+      <w:r>
+        <w:t>. With F</w:t>
+      </w:r>
+      <w:r>
+        <w:rPr>
+          <w:vertAlign w:val="superscript"/>
+        </w:rPr>
+        <w:t>0i</w:t>
+      </w:r>
+      <w:r>
+        <w:t xml:space="preserve"> = −F₀ᵢ = −Eᵢ, the first term is −∂</w:t>
+      </w:r>
+      <w:r>
+        <w:rPr>
+          <w:vertAlign w:val="subscript"/>
+        </w:rPr>
+        <w:t>t</w:t>
+      </w:r>
+      <w:r>
+        <w:t>Eᵢ. With F</w:t>
+      </w:r>
+      <w:r>
+        <w:rPr>
+          <w:vertAlign w:val="superscript"/>
+        </w:rPr>
+        <w:t>ji</w:t>
+      </w:r>
+      <w:r>
+        <w:t xml:space="preserve"> = Fⱼᵢ = −εⱼᵢₖBₖ = εᵢⱼₖBₖ, the second term is εᵢⱼₖ∂ⱼBₖ = (∇×B)ᵢ. The equation is −∂</w:t>
+      </w:r>
+      <w:r>
+        <w:rPr>
+          <w:vertAlign w:val="subscript"/>
+        </w:rPr>
+        <w:t>t</w:t>
+      </w:r>
+      <w:r>
+        <w:t>Eᵢ + (∇×B)ᵢ = jⁱ, that is ∇×B − ∂</w:t>
+      </w:r>
+      <w:r>
+        <w:rPr>
+          <w:vertAlign w:val="subscript"/>
+        </w:rPr>
+        <w:t>t</w:t>
+      </w:r>
+      <w:r>
+        <w:t>E = j, the Ampère Maxwell law.</w:t>
       </w:r>
     </w:p>
     <w:p>
@@ -3649,7 +6399,196 @@
         <w:t xml:space="preserve"> </w:t>
       </w:r>
       <w:r>
-        <w:t>The operator ∂_ν∂_μ is symmetric in ν and μ, since partial derivatives commute, and F^(μν) is antisymmetric. Contracting a symmetric with an antisymmetric tensor gives zero: ∂_ν∂_μF^(μν) = ∂_μ∂_νF^(μν) = −∂_μ∂_νF^(νμ) = −∂_ν∂_μF^(μν) after renaming the dummy indices, so it equals its own negative and vanishes. Taking ∂_ν of ∂_μF^(μν) = j^ν then gives ∂_νj^ν = 0.</w:t>
+        <w:t>The operator ∂</w:t>
+      </w:r>
+      <w:r>
+        <w:rPr>
+          <w:vertAlign w:val="subscript"/>
+        </w:rPr>
+        <w:t>ν</w:t>
+      </w:r>
+      <w:r>
+        <w:t>∂</w:t>
+      </w:r>
+      <w:r>
+        <w:rPr>
+          <w:vertAlign w:val="subscript"/>
+        </w:rPr>
+        <w:t>μ</w:t>
+      </w:r>
+      <w:r>
+        <w:t xml:space="preserve"> is symmetric in ν and μ, since partial derivatives commute, and F</w:t>
+      </w:r>
+      <w:r>
+        <w:rPr>
+          <w:vertAlign w:val="superscript"/>
+        </w:rPr>
+        <w:t>μν</w:t>
+      </w:r>
+      <w:r>
+        <w:t xml:space="preserve"> is antisymmetric. Contracting a symmetric with an antisymmetric tensor gives zero: ∂</w:t>
+      </w:r>
+      <w:r>
+        <w:rPr>
+          <w:vertAlign w:val="subscript"/>
+        </w:rPr>
+        <w:t>ν</w:t>
+      </w:r>
+      <w:r>
+        <w:t>∂</w:t>
+      </w:r>
+      <w:r>
+        <w:rPr>
+          <w:vertAlign w:val="subscript"/>
+        </w:rPr>
+        <w:t>μ</w:t>
+      </w:r>
+      <w:r>
+        <w:t>F</w:t>
+      </w:r>
+      <w:r>
+        <w:rPr>
+          <w:vertAlign w:val="superscript"/>
+        </w:rPr>
+        <w:t>μν</w:t>
+      </w:r>
+      <w:r>
+        <w:t xml:space="preserve"> = ∂</w:t>
+      </w:r>
+      <w:r>
+        <w:rPr>
+          <w:vertAlign w:val="subscript"/>
+        </w:rPr>
+        <w:t>μ</w:t>
+      </w:r>
+      <w:r>
+        <w:t>∂</w:t>
+      </w:r>
+      <w:r>
+        <w:rPr>
+          <w:vertAlign w:val="subscript"/>
+        </w:rPr>
+        <w:t>ν</w:t>
+      </w:r>
+      <w:r>
+        <w:t>F</w:t>
+      </w:r>
+      <w:r>
+        <w:rPr>
+          <w:vertAlign w:val="superscript"/>
+        </w:rPr>
+        <w:t>μν</w:t>
+      </w:r>
+      <w:r>
+        <w:t xml:space="preserve"> = −∂</w:t>
+      </w:r>
+      <w:r>
+        <w:rPr>
+          <w:vertAlign w:val="subscript"/>
+        </w:rPr>
+        <w:t>μ</w:t>
+      </w:r>
+      <w:r>
+        <w:t>∂</w:t>
+      </w:r>
+      <w:r>
+        <w:rPr>
+          <w:vertAlign w:val="subscript"/>
+        </w:rPr>
+        <w:t>ν</w:t>
+      </w:r>
+      <w:r>
+        <w:t>F</w:t>
+      </w:r>
+      <w:r>
+        <w:rPr>
+          <w:vertAlign w:val="superscript"/>
+        </w:rPr>
+        <w:t>νμ</w:t>
+      </w:r>
+      <w:r>
+        <w:t xml:space="preserve"> = −∂</w:t>
+      </w:r>
+      <w:r>
+        <w:rPr>
+          <w:vertAlign w:val="subscript"/>
+        </w:rPr>
+        <w:t>ν</w:t>
+      </w:r>
+      <w:r>
+        <w:t>∂</w:t>
+      </w:r>
+      <w:r>
+        <w:rPr>
+          <w:vertAlign w:val="subscript"/>
+        </w:rPr>
+        <w:t>μ</w:t>
+      </w:r>
+      <w:r>
+        <w:t>F</w:t>
+      </w:r>
+      <w:r>
+        <w:rPr>
+          <w:vertAlign w:val="superscript"/>
+        </w:rPr>
+        <w:t>μν</w:t>
+      </w:r>
+      <w:r>
+        <w:t xml:space="preserve"> after renaming the dummy indices, so it equals its own negative and vanishes. Taking ∂</w:t>
+      </w:r>
+      <w:r>
+        <w:rPr>
+          <w:vertAlign w:val="subscript"/>
+        </w:rPr>
+        <w:t>ν</w:t>
+      </w:r>
+      <w:r>
+        <w:t xml:space="preserve"> of ∂</w:t>
+      </w:r>
+      <w:r>
+        <w:rPr>
+          <w:vertAlign w:val="subscript"/>
+        </w:rPr>
+        <w:t>μ</w:t>
+      </w:r>
+      <w:r>
+        <w:t>F</w:t>
+      </w:r>
+      <w:r>
+        <w:rPr>
+          <w:vertAlign w:val="superscript"/>
+        </w:rPr>
+        <w:t>μν</w:t>
+      </w:r>
+      <w:r>
+        <w:t xml:space="preserve"> = j</w:t>
+      </w:r>
+      <w:r>
+        <w:rPr>
+          <w:vertAlign w:val="superscript"/>
+        </w:rPr>
+        <w:t>ν</w:t>
+      </w:r>
+      <w:r>
+        <w:t xml:space="preserve"> then gives ∂</w:t>
+      </w:r>
+      <w:r>
+        <w:rPr>
+          <w:vertAlign w:val="subscript"/>
+        </w:rPr>
+        <w:t>ν</w:t>
+      </w:r>
+      <w:r>
+        <w:t>j</w:t>
+      </w:r>
+      <w:r>
+        <w:rPr>
+          <w:vertAlign w:val="superscript"/>
+        </w:rPr>
+        <w:t>ν</w:t>
+      </w:r>
+      <w:r>
+        <w:t xml:space="preserve"> = 0.</w:t>
       </w:r>
     </w:p>
     <w:p>
@@ -3663,7 +6602,142 @@
         <w:t xml:space="preserve"> </w:t>
       </w:r>
       <w:r>
-        <w:t>∂_μF^(μν) = ∂_μ(∂^μA^ν − ∂^νA^μ) = □A^ν − ∂^ν(∂_μA^μ), using the equality of mixed partial derivatives. If ∂_μA^μ = 0, the second term vanishes and the equation is □A^ν = j^ν.</w:t>
+        <w:t>∂</w:t>
+      </w:r>
+      <w:r>
+        <w:rPr>
+          <w:vertAlign w:val="subscript"/>
+        </w:rPr>
+        <w:t>μ</w:t>
+      </w:r>
+      <w:r>
+        <w:t>F</w:t>
+      </w:r>
+      <w:r>
+        <w:rPr>
+          <w:vertAlign w:val="superscript"/>
+        </w:rPr>
+        <w:t>μν</w:t>
+      </w:r>
+      <w:r>
+        <w:t xml:space="preserve"> = ∂</w:t>
+      </w:r>
+      <w:r>
+        <w:rPr>
+          <w:vertAlign w:val="subscript"/>
+        </w:rPr>
+        <w:t>μ</w:t>
+      </w:r>
+      <w:r>
+        <w:t>(∂</w:t>
+      </w:r>
+      <w:r>
+        <w:rPr>
+          <w:vertAlign w:val="superscript"/>
+        </w:rPr>
+        <w:t>μ</w:t>
+      </w:r>
+      <w:r>
+        <w:t>A</w:t>
+      </w:r>
+      <w:r>
+        <w:rPr>
+          <w:vertAlign w:val="superscript"/>
+        </w:rPr>
+        <w:t>ν</w:t>
+      </w:r>
+      <w:r>
+        <w:t xml:space="preserve"> − ∂</w:t>
+      </w:r>
+      <w:r>
+        <w:rPr>
+          <w:vertAlign w:val="superscript"/>
+        </w:rPr>
+        <w:t>ν</w:t>
+      </w:r>
+      <w:r>
+        <w:t>A</w:t>
+      </w:r>
+      <w:r>
+        <w:rPr>
+          <w:vertAlign w:val="superscript"/>
+        </w:rPr>
+        <w:t>μ</w:t>
+      </w:r>
+      <w:r>
+        <w:t>) = □A</w:t>
+      </w:r>
+      <w:r>
+        <w:rPr>
+          <w:vertAlign w:val="superscript"/>
+        </w:rPr>
+        <w:t>ν</w:t>
+      </w:r>
+      <w:r>
+        <w:t xml:space="preserve"> − ∂</w:t>
+      </w:r>
+      <w:r>
+        <w:rPr>
+          <w:vertAlign w:val="superscript"/>
+        </w:rPr>
+        <w:t>ν</w:t>
+      </w:r>
+      <w:r>
+        <w:t>(∂</w:t>
+      </w:r>
+      <w:r>
+        <w:rPr>
+          <w:vertAlign w:val="subscript"/>
+        </w:rPr>
+        <w:t>μ</w:t>
+      </w:r>
+      <w:r>
+        <w:t>A</w:t>
+      </w:r>
+      <w:r>
+        <w:rPr>
+          <w:vertAlign w:val="superscript"/>
+        </w:rPr>
+        <w:t>μ</w:t>
+      </w:r>
+      <w:r>
+        <w:t>), using the equality of mixed partial derivatives. If ∂</w:t>
+      </w:r>
+      <w:r>
+        <w:rPr>
+          <w:vertAlign w:val="subscript"/>
+        </w:rPr>
+        <w:t>μ</w:t>
+      </w:r>
+      <w:r>
+        <w:t>A</w:t>
+      </w:r>
+      <w:r>
+        <w:rPr>
+          <w:vertAlign w:val="superscript"/>
+        </w:rPr>
+        <w:t>μ</w:t>
+      </w:r>
+      <w:r>
+        <w:t xml:space="preserve"> = 0, the second term vanishes and the equation is □A</w:t>
+      </w:r>
+      <w:r>
+        <w:rPr>
+          <w:vertAlign w:val="superscript"/>
+        </w:rPr>
+        <w:t>ν</w:t>
+      </w:r>
+      <w:r>
+        <w:t xml:space="preserve"> = j</w:t>
+      </w:r>
+      <w:r>
+        <w:rPr>
+          <w:vertAlign w:val="superscript"/>
+        </w:rPr>
+        <w:t>ν</w:t>
+      </w:r>
+      <w:r>
+        <w:t>.</w:t>
       </w:r>
     </w:p>
     <w:p>
@@ -3677,7 +6751,16 @@
         <w:t xml:space="preserve"> </w:t>
       </w:r>
       <w:r>
-        <w:t>δH/δπ = ∂ℋ/∂π = π. δH/δφ = ∂ℋ/∂φ − ∂ᵢ[∂ℋ/∂(∂ᵢφ)] = m²φ − ∂ᵢ(∂ᵢφ) = m²φ − ∇²φ. Hamilton's equations are φ̇ = π and π̇ = −(m²φ − ∇²φ) = ∇²φ − m²φ. Then φ̈ = π̇ = ∇²φ − m²φ, that is (∂_t² − ∇² + m²)φ = (□ + m²)φ = 0.</w:t>
+        <w:t>δH/δπ = ∂ℋ/∂π = π. δH/δφ = ∂ℋ/∂φ − ∂ᵢ[∂ℋ/∂(∂ᵢφ)] = m²φ − ∂ᵢ(∂ᵢφ) = m²φ − ∇²φ. Hamilton's equations are φ̇ = π and π̇ = −(m²φ − ∇²φ) = ∇²φ − m²φ. Then φ̈ = π̇ = ∇²φ − m²φ, that is (∂</w:t>
+      </w:r>
+      <w:r>
+        <w:rPr>
+          <w:vertAlign w:val="subscript"/>
+        </w:rPr>
+        <w:t>t</w:t>
+      </w:r>
+      <w:r>
+        <w:t>² − ∇² + m²)φ = (□ + m²)φ = 0.</w:t>
       </w:r>
     </w:p>
     <w:p>
@@ -3691,7 +6774,43 @@
         <w:t xml:space="preserve"> </w:t>
       </w:r>
       <w:r>
-        <w:t>For f = e^(−mr)/r, rf = e^(−mr), so d²(rf)/dr² = m²e^(−mr), and ∇²f = (1/r)d²(rf)/dr² = m²e^(−mr)/r = m²f for r &gt; 0. Hence (−∇² + m²)f = 0 for r &gt; 0. The range is ℏc/(mc²) = 197.3 MeV fm/139.6 MeV = 1.41 fm, about the range of the nuclear force.</w:t>
+        <w:t>For f = e</w:t>
+      </w:r>
+      <w:r>
+        <w:rPr>
+          <w:vertAlign w:val="superscript"/>
+        </w:rPr>
+        <w:t>−mr</w:t>
+      </w:r>
+      <w:r>
+        <w:t>/r, rf = e</w:t>
+      </w:r>
+      <w:r>
+        <w:rPr>
+          <w:vertAlign w:val="superscript"/>
+        </w:rPr>
+        <w:t>−mr</w:t>
+      </w:r>
+      <w:r>
+        <w:t>, so d²(rf)/dr² = m²e</w:t>
+      </w:r>
+      <w:r>
+        <w:rPr>
+          <w:vertAlign w:val="superscript"/>
+        </w:rPr>
+        <w:t>−mr</w:t>
+      </w:r>
+      <w:r>
+        <w:t>, and ∇²f = (1/r)d²(rf)/dr² = m²e</w:t>
+      </w:r>
+      <w:r>
+        <w:rPr>
+          <w:vertAlign w:val="superscript"/>
+        </w:rPr>
+        <w:t>−mr</w:t>
+      </w:r>
+      <w:r>
+        <w:t>/r = m²f for r &gt; 0. Hence (−∇² + m²)f = 0 for r &gt; 0. The range is ℏc/(mc²) = 197.3 MeV fm/139.6 MeV = 1.41 fm, about the range of the nuclear force.</w:t>
       </w:r>
     </w:p>
     <w:p>
@@ -3705,7 +6824,34 @@
         <w:t xml:space="preserve"> </w:t>
       </w:r>
       <w:r>
-        <w:t>For a static source, ∂_t²φ = 0 and □φ = −∇²φ, so (□ + m²)φ = J becomes (−∇² + m²)φ = J. The operator is linear, so the solution for two sources is the sum of the solutions for each: φ(x) = g₁e^(−m|x−x₁|)/(4π|x−x₁|) + g₂e^(−m|x−x₂|)/(4π|x−x₂|).</w:t>
+        <w:t>For a static source, ∂</w:t>
+      </w:r>
+      <w:r>
+        <w:rPr>
+          <w:vertAlign w:val="subscript"/>
+        </w:rPr>
+        <w:t>t</w:t>
+      </w:r>
+      <w:r>
+        <w:t>²φ = 0 and □φ = −∇²φ, so (□ + m²)φ = J becomes (−∇² + m²)φ = J. The operator is linear, so the solution for two sources is the sum of the solutions for each: φ(x) = g₁e</w:t>
+      </w:r>
+      <w:r>
+        <w:rPr>
+          <w:vertAlign w:val="superscript"/>
+        </w:rPr>
+        <w:t>−m|x−x₁|</w:t>
+      </w:r>
+      <w:r>
+        <w:t>/(4π|x−x₁|) + g₂e</w:t>
+      </w:r>
+      <w:r>
+        <w:rPr>
+          <w:vertAlign w:val="superscript"/>
+        </w:rPr>
+        <w:t>−m|x−x₂|</w:t>
+      </w:r>
+      <w:r>
+        <w:t>/(4π|x−x₂|).</w:t>
       </w:r>
     </w:p>
     <w:p>
@@ -3719,7 +6865,25 @@
         <w:t xml:space="preserve"> </w:t>
       </w:r>
       <w:r>
-        <w:t>If δφ did not vanish on the boundary, the total-derivative term would leave a surface contribution ∮[∂ℒ/∂(∂_μφ)]δφ dΣ_μ in δS. The field equation is the condition that the interior contribution vanishes for every δφ, including those that vanish on the boundary, and that condition is unchanged. The surface term matters only for the choice of boundary conditions and for deriving conserved charges (Lesson 28), where a symmetry variation δφ is generally nonzero at the boundary.</w:t>
+        <w:t>If δφ did not vanish on the boundary, the total-derivative term would leave a surface contribution ∮[∂ℒ/∂(∂</w:t>
+      </w:r>
+      <w:r>
+        <w:rPr>
+          <w:vertAlign w:val="subscript"/>
+        </w:rPr>
+        <w:t>μ</w:t>
+      </w:r>
+      <w:r>
+        <w:t>φ)]δφ dΣ</w:t>
+      </w:r>
+      <w:r>
+        <w:rPr>
+          <w:vertAlign w:val="subscript"/>
+        </w:rPr>
+        <w:t>μ</w:t>
+      </w:r>
+      <w:r>
+        <w:t xml:space="preserve"> in δS. The field equation is the condition that the interior contribution vanishes for every δφ, including those that vanish on the boundary, and that condition is unchanged. The surface term matters only for the choice of boundary conditions and for deriving conserved charges (Lesson 28), where a symmetry variation δφ is generally nonzero at the boundary.</w:t>
       </w:r>
     </w:p>
     <w:p>
@@ -3733,7 +6897,25 @@
         <w:t xml:space="preserve"> </w:t>
       </w:r>
       <w:r>
-        <w:t>Using (−∇² + m²)φ = J, integrating by parts, and discarding surface terms, ∫[(1/2)(∇φ)² + (1/2)m²φ²]d³x = (1/2)∫φ(−∇² + m²)φ d³x = (1/2)∫Jφ d³x. Then H = (1/2)∫Jφ − ∫Jφ = −(1/2)∫Jφ. With J as in Exercise 14 and the Yukawa function Y(r) = e^(−mr)/(4πr), φ = g₁Y(|x−x₁|) + g₂Y(|x−x₂|), and ∫Jφ d³x = g₁[g₁Y(0) + g₂Y(r)] + g₂[g₁Y(r) + g₂Y(0)] = (g₁² + g₂²)Y(0) + 2g₁g₂Y(r). Hence H = −(1/2)(g₁² + g₂²)Y(0) − g₁g₂Y(r). The first term is a divergent self-energy independent of the separation, and the interaction energy is −g₁g₂e^(−mr)/(4πr), which is negative and decreasing in magnitude with r for g₁g₂ &gt; 0. Energy is lowered when like sources approach one another, so a scalar field attracts like sources, in contrast with the electromagnetic potential, which repels like charges (a difference traced to the spin of the exchanged particle in Lesson 48).</w:t>
+        <w:t>Using (−∇² + m²)φ = J, integrating by parts, and discarding surface terms, ∫[(1/2)(∇φ)² + (1/2)m²φ²]d³x = (1/2)∫φ(−∇² + m²)φ d³x = (1/2)∫Jφ d³x. Then H = (1/2)∫Jφ − ∫Jφ = −(1/2)∫Jφ. With J as in Exercise 14 and the Yukawa function Y(r) = e</w:t>
+      </w:r>
+      <w:r>
+        <w:rPr>
+          <w:vertAlign w:val="superscript"/>
+        </w:rPr>
+        <w:t>−mr</w:t>
+      </w:r>
+      <w:r>
+        <w:t>/(4πr), φ = g₁Y(|x−x₁|) + g₂Y(|x−x₂|), and ∫Jφ d³x = g₁[g₁Y(0) + g₂Y(r)] + g₂[g₁Y(r) + g₂Y(0)] = (g₁² + g₂²)Y(0) + 2g₁g₂Y(r). Hence H = −(1/2)(g₁² + g₂²)Y(0) − g₁g₂Y(r). The first term is a divergent self-energy independent of the separation, and the interaction energy is −g₁g₂e</w:t>
+      </w:r>
+      <w:r>
+        <w:rPr>
+          <w:vertAlign w:val="superscript"/>
+        </w:rPr>
+        <w:t>−mr</w:t>
+      </w:r>
+      <w:r>
+        <w:t>/(4πr), which is negative and decreasing in magnitude with r for g₁g₂ &gt; 0. Energy is lowered when like sources approach one another, so a scalar field attracts like sources, in contrast with the electromagnetic potential, which repels like charges (a difference traced to the spin of the exchanged particle in Lesson 48).</w:t>
       </w:r>
     </w:p>
     <w:p>
@@ -3741,71 +6923,12 @@
         <w:pStyle w:val="Heading2"/>
       </w:pPr>
       <w:r>
-        <w:t>Mastery checklist</w:t>
+        <w:t>Mastery check</w:t>
       </w:r>
     </w:p>
     <w:p>
-      <w:pPr>
-        <w:pStyle w:val="ListBullet"/>
-      </w:pPr>
-      <w:r>
-        <w:t>I can derive the Euler–Lagrange equation for a field by varying the action and integrating by parts, stating why the boundary term vanishes.</w:t>
-      </w:r>
-    </w:p>
-    <w:p>
-      <w:pPr>
-        <w:pStyle w:val="ListBullet"/>
-      </w:pPr>
-      <w:r>
-        <w:t>I can compute ∂ℒ/∂(∂_μφ) with the correct index positions and check the result in components.</w:t>
-      </w:r>
-    </w:p>
-    <w:p>
-      <w:pPr>
-        <w:pStyle w:val="ListBullet"/>
-      </w:pPr>
-      <w:r>
-        <w:t>I can derive the Klein–Gordon equation, including the nonlinear case with a φ⁴ term.</w:t>
-      </w:r>
-    </w:p>
-    <w:p>
-      <w:pPr>
-        <w:pStyle w:val="ListBullet"/>
-      </w:pPr>
-      <w:r>
-        <w:t>I can treat φ and φ* (and ψ and ψ̄) as independent variables and derive both equations.</w:t>
-      </w:r>
-    </w:p>
-    <w:p>
-      <w:pPr>
-        <w:pStyle w:val="ListBullet"/>
-      </w:pPr>
-      <w:r>
-        <w:t>I can derive the Dirac and adjoint Dirac equations from the Dirac Lagrangian density.</w:t>
-      </w:r>
-    </w:p>
-    <w:p>
-      <w:pPr>
-        <w:pStyle w:val="ListBullet"/>
-      </w:pPr>
-      <w:r>
-        <w:t>I can derive ∂_μF^(μν) = j^ν and show that current conservation follows from the antisymmetry of the field tensor.</w:t>
-      </w:r>
-    </w:p>
-    <w:p>
-      <w:pPr>
-        <w:pStyle w:val="ListBullet"/>
-      </w:pPr>
-      <w:r>
-        <w:t>I can write Hamilton's equations for a scalar field using functional derivatives.</w:t>
-      </w:r>
-    </w:p>
-    <w:p>
-      <w:pPr>
-        <w:pStyle w:val="ListBullet"/>
-      </w:pPr>
-      <w:r>
-        <w:t>I can solve the static sourced Klein–Gordon equation and relate the range of the Yukawa potential to the mass of the field.</w:t>
+      <w:r>
+        <w:t>Before moving on, do the Core exercises without looking at the solutions and state this lesson's main result from memory. If both go smoothly, continue; if not, reread the sections the missed exercises cite.</w:t>
       </w:r>
     </w:p>
     <w:p>
@@ -3857,7 +6980,7 @@
         <w:color w:val="5A5A5A"/>
         <w:sz w:val="16"/>
       </w:rPr>
-      <w:t>QED Course   Lesson 27</w:t>
+      <w:t>A QED Course   Lesson 27</w:t>
     </w:r>
   </w:p>
 </w:hdr>
